--- a/products-storage/01-zakrytie-rabot/05-peredatochnyy-akt.docx
+++ b/products-storage/01-zakrytie-rabot/05-peredatochnyy-akt.docx
@@ -17,7 +17,7 @@
       <w:r>
         <w:rPr>
           <w:i/>
-          <w:color w:val="E85D22"/>
+          <w:color w:val="B49A65"/>
         </w:rPr>
         <w:t>Заполните поля в квадратных скобках и удалите подсказки перед отправкой.</w:t>
       </w:r>
@@ -721,7 +721,7 @@
       <w:rFonts w:asciiTheme="majorHAnsi" w:eastAsiaTheme="majorEastAsia" w:hAnsiTheme="majorHAnsi" w:cstheme="majorBidi" w:ascii="Arial" w:hAnsi="Arial"/>
       <w:b/>
       <w:bCs/>
-      <w:color w:val="2E74B5"/>
+      <w:color w:val="34383B"/>
       <w:sz w:val="32"/>
       <w:szCs w:val="28"/>
     </w:rPr>
@@ -745,7 +745,7 @@
       <w:rFonts w:asciiTheme="majorHAnsi" w:eastAsiaTheme="majorEastAsia" w:hAnsiTheme="majorHAnsi" w:cstheme="majorBidi" w:ascii="Arial" w:hAnsi="Arial"/>
       <w:b/>
       <w:bCs/>
-      <w:color w:val="2E74B5"/>
+      <w:color w:val="34383B"/>
       <w:sz w:val="26"/>
       <w:szCs w:val="26"/>
     </w:rPr>
@@ -1001,7 +1001,7 @@
     <w:rsid w:val="00FC693F"/>
     <w:pPr>
       <w:pBdr>
-        <w:bottom w:val="single" w:sz="8" w:space="4" w:color="4F81BD" w:themeColor="accent1"/>
+        <w:bottom w:val="single" w:sz="8" w:space="4" w:color="B49A65"/>
       </w:pBdr>
       <w:spacing w:after="240" w:line="240" w:lineRule="auto" w:before="0"/>
       <w:contextualSpacing/>

--- a/products-storage/01-zakrytie-rabot/05-peredatochnyy-akt.docx
+++ b/products-storage/01-zakrytie-rabot/05-peredatochnyy-akt.docx
@@ -5,6 +5,7 @@
     <w:p>
       <w:pPr>
         <w:pStyle w:val="Title"/>
+        <w:keepNext/>
         <w:spacing w:after="180"/>
       </w:pPr>
       <w:r>
@@ -12,8 +13,8 @@
           <w:rFonts w:ascii="Times New Roman" w:cs="Times New Roman" w:eastAsia="Times New Roman" w:hAnsi="Times New Roman"/>
           <w:b/>
           <w:bCs/>
-          <w:color w:val="34383B"/>
-          <w:sz w:val="30"/>
+          <w:color w:val="000000"/>
+          <w:sz w:val="34"/>
           <w:szCs w:val="30"/>
         </w:rPr>
         <w:t xml:space="preserve">Акт передачи документов</w:t>
@@ -21,11 +22,12 @@
     </w:p>
     <w:p>
       <w:pPr>
-        <w:spacing w:after="70" w:line="276"/>
+        <w:spacing w:after="60" w:line="276"/>
       </w:pPr>
       <w:r>
         <w:rPr>
           <w:rFonts w:ascii="Times New Roman" w:cs="Times New Roman" w:eastAsia="Times New Roman" w:hAnsi="Times New Roman"/>
+          <w:color w:val="262F37"/>
           <w:sz w:val="21"/>
           <w:szCs w:val="21"/>
         </w:rPr>
@@ -38,7 +40,7 @@
           <w:bCs/>
           <w:i w:val="false"/>
           <w:iCs w:val="false"/>
-          <w:color w:val="000000"/>
+          <w:color w:val="262F37"/>
           <w:sz w:val="21"/>
           <w:szCs w:val="21"/>
         </w:rPr>
@@ -47,6 +49,7 @@
       <w:r>
         <w:rPr>
           <w:rFonts w:ascii="Times New Roman" w:cs="Times New Roman" w:eastAsia="Times New Roman" w:hAnsi="Times New Roman"/>
+          <w:color w:val="262F37"/>
           <w:sz w:val="21"/>
           <w:szCs w:val="21"/>
         </w:rPr>
@@ -59,7 +62,7 @@
           <w:bCs/>
           <w:i w:val="false"/>
           <w:iCs w:val="false"/>
-          <w:color w:val="000000"/>
+          <w:color w:val="262F37"/>
           <w:sz w:val="21"/>
           <w:szCs w:val="21"/>
         </w:rPr>
@@ -68,11 +71,12 @@
     </w:p>
     <w:p>
       <w:pPr>
-        <w:spacing w:after="70" w:line="276"/>
+        <w:spacing w:after="60" w:line="276"/>
       </w:pPr>
       <w:r>
         <w:rPr>
           <w:rFonts w:ascii="Times New Roman" w:cs="Times New Roman" w:eastAsia="Times New Roman" w:hAnsi="Times New Roman"/>
+          <w:color w:val="262F37"/>
           <w:sz w:val="21"/>
           <w:szCs w:val="21"/>
         </w:rPr>
@@ -85,7 +89,7 @@
           <w:bCs/>
           <w:i w:val="false"/>
           <w:iCs w:val="false"/>
-          <w:color w:val="000000"/>
+          <w:color w:val="262F37"/>
           <w:sz w:val="21"/>
           <w:szCs w:val="21"/>
         </w:rPr>
@@ -94,6 +98,7 @@
       <w:r>
         <w:rPr>
           <w:rFonts w:ascii="Times New Roman" w:cs="Times New Roman" w:eastAsia="Times New Roman" w:hAnsi="Times New Roman"/>
+          <w:color w:val="262F37"/>
           <w:sz w:val="21"/>
           <w:szCs w:val="21"/>
         </w:rPr>
@@ -106,7 +111,7 @@
           <w:bCs/>
           <w:i w:val="false"/>
           <w:iCs w:val="false"/>
-          <w:color w:val="000000"/>
+          <w:color w:val="262F37"/>
           <w:sz w:val="21"/>
           <w:szCs w:val="21"/>
         </w:rPr>
@@ -115,11 +120,12 @@
     </w:p>
     <w:p>
       <w:pPr>
-        <w:spacing w:after="70" w:line="276"/>
+        <w:spacing w:after="60" w:line="276"/>
       </w:pPr>
       <w:r>
         <w:rPr>
           <w:rFonts w:ascii="Times New Roman" w:cs="Times New Roman" w:eastAsia="Times New Roman" w:hAnsi="Times New Roman"/>
+          <w:color w:val="262F37"/>
           <w:sz w:val="21"/>
           <w:szCs w:val="21"/>
         </w:rPr>
@@ -132,7 +138,7 @@
           <w:bCs/>
           <w:i w:val="false"/>
           <w:iCs w:val="false"/>
-          <w:color w:val="000000"/>
+          <w:color w:val="262F37"/>
           <w:sz w:val="21"/>
           <w:szCs w:val="21"/>
         </w:rPr>
@@ -141,6 +147,7 @@
       <w:r>
         <w:rPr>
           <w:rFonts w:ascii="Times New Roman" w:cs="Times New Roman" w:eastAsia="Times New Roman" w:hAnsi="Times New Roman"/>
+          <w:color w:val="262F37"/>
           <w:sz w:val="21"/>
           <w:szCs w:val="21"/>
         </w:rPr>
@@ -153,7 +160,7 @@
           <w:bCs/>
           <w:i w:val="false"/>
           <w:iCs w:val="false"/>
-          <w:color w:val="000000"/>
+          <w:color w:val="262F37"/>
           <w:sz w:val="21"/>
           <w:szCs w:val="21"/>
         </w:rPr>
@@ -162,11 +169,12 @@
     </w:p>
     <w:p>
       <w:pPr>
-        <w:spacing w:after="70" w:line="276"/>
+        <w:spacing w:after="60" w:line="276"/>
       </w:pPr>
       <w:r>
         <w:rPr>
           <w:rFonts w:ascii="Times New Roman" w:cs="Times New Roman" w:eastAsia="Times New Roman" w:hAnsi="Times New Roman"/>
+          <w:color w:val="262F37"/>
           <w:sz w:val="21"/>
           <w:szCs w:val="21"/>
         </w:rPr>
@@ -179,7 +187,7 @@
           <w:bCs/>
           <w:i w:val="false"/>
           <w:iCs w:val="false"/>
-          <w:color w:val="000000"/>
+          <w:color w:val="262F37"/>
           <w:sz w:val="21"/>
           <w:szCs w:val="21"/>
         </w:rPr>
@@ -188,11 +196,12 @@
     </w:p>
     <w:p>
       <w:pPr>
-        <w:spacing w:after="70" w:line="276"/>
+        <w:spacing w:after="60" w:line="276"/>
       </w:pPr>
       <w:r>
         <w:rPr>
           <w:rFonts w:ascii="Times New Roman" w:cs="Times New Roman" w:eastAsia="Times New Roman" w:hAnsi="Times New Roman"/>
+          <w:color w:val="262F37"/>
           <w:sz w:val="21"/>
           <w:szCs w:val="21"/>
         </w:rPr>
@@ -205,7 +214,7 @@
           <w:bCs/>
           <w:i w:val="false"/>
           <w:iCs w:val="false"/>
-          <w:color w:val="000000"/>
+          <w:color w:val="262F37"/>
           <w:sz w:val="21"/>
           <w:szCs w:val="21"/>
         </w:rPr>
@@ -214,6 +223,7 @@
       <w:r>
         <w:rPr>
           <w:rFonts w:ascii="Times New Roman" w:cs="Times New Roman" w:eastAsia="Times New Roman" w:hAnsi="Times New Roman"/>
+          <w:color w:val="262F37"/>
           <w:sz w:val="21"/>
           <w:szCs w:val="21"/>
         </w:rPr>
@@ -226,7 +236,7 @@
           <w:bCs/>
           <w:i w:val="false"/>
           <w:iCs w:val="false"/>
-          <w:color w:val="000000"/>
+          <w:color w:val="262F37"/>
           <w:sz w:val="21"/>
           <w:szCs w:val="21"/>
         </w:rPr>
@@ -235,11 +245,12 @@
     </w:p>
     <w:p>
       <w:pPr>
-        <w:spacing w:after="70" w:line="276"/>
+        <w:spacing w:after="60" w:line="276"/>
       </w:pPr>
       <w:r>
         <w:rPr>
           <w:rFonts w:ascii="Times New Roman" w:cs="Times New Roman" w:eastAsia="Times New Roman" w:hAnsi="Times New Roman"/>
+          <w:color w:val="262F37"/>
           <w:sz w:val="21"/>
           <w:szCs w:val="21"/>
         </w:rPr>
@@ -252,7 +263,7 @@
           <w:bCs/>
           <w:i w:val="false"/>
           <w:iCs w:val="false"/>
-          <w:color w:val="000000"/>
+          <w:color w:val="262F37"/>
           <w:sz w:val="21"/>
           <w:szCs w:val="21"/>
         </w:rPr>
@@ -261,6 +272,7 @@
       <w:r>
         <w:rPr>
           <w:rFonts w:ascii="Times New Roman" w:cs="Times New Roman" w:eastAsia="Times New Roman" w:hAnsi="Times New Roman"/>
+          <w:color w:val="262F37"/>
           <w:sz w:val="21"/>
           <w:szCs w:val="21"/>
         </w:rPr>
@@ -273,7 +285,7 @@
           <w:bCs/>
           <w:i w:val="false"/>
           <w:iCs w:val="false"/>
-          <w:color w:val="000000"/>
+          <w:color w:val="262F37"/>
           <w:sz w:val="21"/>
           <w:szCs w:val="21"/>
         </w:rPr>
@@ -282,13 +294,13 @@
     </w:p>
     <w:p>
       <w:pPr>
-        <w:spacing w:after="120" w:line="276"/>
+        <w:spacing w:after="60" w:line="276"/>
       </w:pPr>
       <w:r>
         <w:rPr>
           <w:rFonts w:ascii="Times New Roman" w:cs="Times New Roman" w:eastAsia="Times New Roman" w:hAnsi="Times New Roman"/>
-          <w:color w:val="595959"/>
-          <w:sz w:val="19"/>
+          <w:color w:val="262F37"/>
+          <w:sz w:val="21"/>
           <w:szCs w:val="19"/>
         </w:rPr>
         <w:t xml:space="preserve">Форма подтверждает передачу перечисленных документов по договору.</w:t>
@@ -296,11 +308,12 @@
     </w:p>
     <w:p>
       <w:pPr>
-        <w:spacing w:after="70" w:line="276"/>
+        <w:spacing w:after="60" w:line="276"/>
       </w:pPr>
       <w:r>
         <w:rPr>
           <w:rFonts w:ascii="Times New Roman" w:cs="Times New Roman" w:eastAsia="Times New Roman" w:hAnsi="Times New Roman"/>
+          <w:color w:val="262F37"/>
           <w:sz w:val="21"/>
           <w:szCs w:val="21"/>
         </w:rPr>
@@ -313,7 +326,7 @@
           <w:bCs/>
           <w:i w:val="false"/>
           <w:iCs w:val="false"/>
-          <w:color w:val="000000"/>
+          <w:color w:val="262F37"/>
           <w:sz w:val="21"/>
           <w:szCs w:val="21"/>
         </w:rPr>
@@ -322,6 +335,7 @@
       <w:r>
         <w:rPr>
           <w:rFonts w:ascii="Times New Roman" w:cs="Times New Roman" w:eastAsia="Times New Roman" w:hAnsi="Times New Roman"/>
+          <w:color w:val="262F37"/>
           <w:sz w:val="21"/>
           <w:szCs w:val="21"/>
         </w:rPr>
@@ -334,7 +348,7 @@
           <w:bCs/>
           <w:i w:val="false"/>
           <w:iCs w:val="false"/>
-          <w:color w:val="000000"/>
+          <w:color w:val="262F37"/>
           <w:sz w:val="21"/>
           <w:szCs w:val="21"/>
         </w:rPr>
@@ -371,26 +385,33 @@
         <w:tc>
           <w:tcPr>
             <w:tcW w:type="dxa" w:w="420"/>
-            <w:shd w:fill="EDEDED" w:val="clear"/>
-            <w:tcMar>
-              <w:top w:type="dxa" w:w="60"/>
-              <w:left w:type="dxa" w:w="100"/>
-              <w:bottom w:type="dxa" w:w="60"/>
-              <w:right w:type="dxa" w:w="100"/>
-            </w:tcMar>
-            <w:vAlign w:val="center"/>
-          </w:tcPr>
-          <w:p>
-            <w:pPr>
-              <w:keepNext w:val="false"/>
-              <w:spacing w:after="0" w:line="276"/>
+            <w:shd w:fill="F2EFE9" w:val="clear"/>
+            <w:tcMar>
+              <w:top w:type="dxa" w:w="60"/>
+              <w:left w:type="dxa" w:w="100"/>
+              <w:bottom w:type="dxa" w:w="60"/>
+              <w:right w:type="dxa" w:w="100"/>
+            </w:tcMar>
+            <w:vAlign w:val="center"/>
+            <w:tcBorders>
+              <w:top w:val="single" w:sz="4" w:color="D9D9D9"/>
+              <w:left w:val="single" w:sz="4" w:color="D9D9D9"/>
+              <w:bottom w:val="single" w:sz="4" w:color="D9D9D9"/>
+              <w:right w:val="single" w:sz="4" w:color="D9D9D9"/>
+            </w:tcBorders>
+          </w:tcPr>
+          <w:p>
+            <w:pPr>
+              <w:keepNext w:val="false"/>
+              <w:spacing w:after="30" w:line="276"/>
             </w:pPr>
             <w:r>
               <w:rPr>
                 <w:rFonts w:ascii="Times New Roman" w:cs="Times New Roman" w:eastAsia="Times New Roman" w:hAnsi="Times New Roman"/>
                 <w:b/>
                 <w:bCs/>
-                <w:sz w:val="20"/>
+                <w:color w:val="262F37"/>
+                <w:sz w:val="19"/>
                 <w:szCs w:val="20"/>
               </w:rPr>
               <w:t xml:space="preserve">№</w:t>
@@ -400,26 +421,33 @@
         <w:tc>
           <w:tcPr>
             <w:tcW w:type="dxa" w:w="2600"/>
-            <w:shd w:fill="EDEDED" w:val="clear"/>
-            <w:tcMar>
-              <w:top w:type="dxa" w:w="60"/>
-              <w:left w:type="dxa" w:w="100"/>
-              <w:bottom w:type="dxa" w:w="60"/>
-              <w:right w:type="dxa" w:w="100"/>
-            </w:tcMar>
-            <w:vAlign w:val="center"/>
-          </w:tcPr>
-          <w:p>
-            <w:pPr>
-              <w:keepNext w:val="false"/>
-              <w:spacing w:after="0" w:line="276"/>
+            <w:shd w:fill="F2EFE9" w:val="clear"/>
+            <w:tcMar>
+              <w:top w:type="dxa" w:w="60"/>
+              <w:left w:type="dxa" w:w="100"/>
+              <w:bottom w:type="dxa" w:w="60"/>
+              <w:right w:type="dxa" w:w="100"/>
+            </w:tcMar>
+            <w:vAlign w:val="center"/>
+            <w:tcBorders>
+              <w:top w:val="single" w:sz="4" w:color="D9D9D9"/>
+              <w:left w:val="single" w:sz="4" w:color="D9D9D9"/>
+              <w:bottom w:val="single" w:sz="4" w:color="D9D9D9"/>
+              <w:right w:val="single" w:sz="4" w:color="D9D9D9"/>
+            </w:tcBorders>
+          </w:tcPr>
+          <w:p>
+            <w:pPr>
+              <w:keepNext w:val="false"/>
+              <w:spacing w:after="30" w:line="276"/>
             </w:pPr>
             <w:r>
               <w:rPr>
                 <w:rFonts w:ascii="Times New Roman" w:cs="Times New Roman" w:eastAsia="Times New Roman" w:hAnsi="Times New Roman"/>
                 <w:b/>
                 <w:bCs/>
-                <w:sz w:val="20"/>
+                <w:color w:val="262F37"/>
+                <w:sz w:val="19"/>
                 <w:szCs w:val="20"/>
               </w:rPr>
               <w:t xml:space="preserve">Наименование документа</w:t>
@@ -429,26 +457,33 @@
         <w:tc>
           <w:tcPr>
             <w:tcW w:type="dxa" w:w="1650"/>
-            <w:shd w:fill="EDEDED" w:val="clear"/>
-            <w:tcMar>
-              <w:top w:type="dxa" w:w="60"/>
-              <w:left w:type="dxa" w:w="100"/>
-              <w:bottom w:type="dxa" w:w="60"/>
-              <w:right w:type="dxa" w:w="100"/>
-            </w:tcMar>
-            <w:vAlign w:val="center"/>
-          </w:tcPr>
-          <w:p>
-            <w:pPr>
-              <w:keepNext w:val="false"/>
-              <w:spacing w:after="0" w:line="276"/>
+            <w:shd w:fill="F2EFE9" w:val="clear"/>
+            <w:tcMar>
+              <w:top w:type="dxa" w:w="60"/>
+              <w:left w:type="dxa" w:w="100"/>
+              <w:bottom w:type="dxa" w:w="60"/>
+              <w:right w:type="dxa" w:w="100"/>
+            </w:tcMar>
+            <w:vAlign w:val="center"/>
+            <w:tcBorders>
+              <w:top w:val="single" w:sz="4" w:color="D9D9D9"/>
+              <w:left w:val="single" w:sz="4" w:color="D9D9D9"/>
+              <w:bottom w:val="single" w:sz="4" w:color="D9D9D9"/>
+              <w:right w:val="single" w:sz="4" w:color="D9D9D9"/>
+            </w:tcBorders>
+          </w:tcPr>
+          <w:p>
+            <w:pPr>
+              <w:keepNext w:val="false"/>
+              <w:spacing w:after="30" w:line="276"/>
             </w:pPr>
             <w:r>
               <w:rPr>
                 <w:rFonts w:ascii="Times New Roman" w:cs="Times New Roman" w:eastAsia="Times New Roman" w:hAnsi="Times New Roman"/>
                 <w:b/>
                 <w:bCs/>
-                <w:sz w:val="20"/>
+                <w:color w:val="262F37"/>
+                <w:sz w:val="19"/>
                 <w:szCs w:val="20"/>
               </w:rPr>
               <w:t xml:space="preserve">Номер и дата</w:t>
@@ -458,26 +493,33 @@
         <w:tc>
           <w:tcPr>
             <w:tcW w:type="dxa" w:w="800"/>
-            <w:shd w:fill="EDEDED" w:val="clear"/>
-            <w:tcMar>
-              <w:top w:type="dxa" w:w="60"/>
-              <w:left w:type="dxa" w:w="100"/>
-              <w:bottom w:type="dxa" w:w="60"/>
-              <w:right w:type="dxa" w:w="100"/>
-            </w:tcMar>
-            <w:vAlign w:val="center"/>
-          </w:tcPr>
-          <w:p>
-            <w:pPr>
-              <w:keepNext w:val="false"/>
-              <w:spacing w:after="0" w:line="276"/>
+            <w:shd w:fill="F2EFE9" w:val="clear"/>
+            <w:tcMar>
+              <w:top w:type="dxa" w:w="60"/>
+              <w:left w:type="dxa" w:w="100"/>
+              <w:bottom w:type="dxa" w:w="60"/>
+              <w:right w:type="dxa" w:w="100"/>
+            </w:tcMar>
+            <w:vAlign w:val="center"/>
+            <w:tcBorders>
+              <w:top w:val="single" w:sz="4" w:color="D9D9D9"/>
+              <w:left w:val="single" w:sz="4" w:color="D9D9D9"/>
+              <w:bottom w:val="single" w:sz="4" w:color="D9D9D9"/>
+              <w:right w:val="single" w:sz="4" w:color="D9D9D9"/>
+            </w:tcBorders>
+          </w:tcPr>
+          <w:p>
+            <w:pPr>
+              <w:keepNext w:val="false"/>
+              <w:spacing w:after="30" w:line="276"/>
             </w:pPr>
             <w:r>
               <w:rPr>
                 <w:rFonts w:ascii="Times New Roman" w:cs="Times New Roman" w:eastAsia="Times New Roman" w:hAnsi="Times New Roman"/>
                 <w:b/>
                 <w:bCs/>
-                <w:sz w:val="20"/>
+                <w:color w:val="262F37"/>
+                <w:sz w:val="19"/>
                 <w:szCs w:val="20"/>
               </w:rPr>
               <w:t xml:space="preserve">Лист.</w:t>
@@ -487,26 +529,33 @@
         <w:tc>
           <w:tcPr>
             <w:tcW w:type="dxa" w:w="1200"/>
-            <w:shd w:fill="EDEDED" w:val="clear"/>
-            <w:tcMar>
-              <w:top w:type="dxa" w:w="60"/>
-              <w:left w:type="dxa" w:w="100"/>
-              <w:bottom w:type="dxa" w:w="60"/>
-              <w:right w:type="dxa" w:w="100"/>
-            </w:tcMar>
-            <w:vAlign w:val="center"/>
-          </w:tcPr>
-          <w:p>
-            <w:pPr>
-              <w:keepNext w:val="false"/>
-              <w:spacing w:after="0" w:line="276"/>
+            <w:shd w:fill="F2EFE9" w:val="clear"/>
+            <w:tcMar>
+              <w:top w:type="dxa" w:w="60"/>
+              <w:left w:type="dxa" w:w="100"/>
+              <w:bottom w:type="dxa" w:w="60"/>
+              <w:right w:type="dxa" w:w="100"/>
+            </w:tcMar>
+            <w:vAlign w:val="center"/>
+            <w:tcBorders>
+              <w:top w:val="single" w:sz="4" w:color="D9D9D9"/>
+              <w:left w:val="single" w:sz="4" w:color="D9D9D9"/>
+              <w:bottom w:val="single" w:sz="4" w:color="D9D9D9"/>
+              <w:right w:val="single" w:sz="4" w:color="D9D9D9"/>
+            </w:tcBorders>
+          </w:tcPr>
+          <w:p>
+            <w:pPr>
+              <w:keepNext w:val="false"/>
+              <w:spacing w:after="30" w:line="276"/>
             </w:pPr>
             <w:r>
               <w:rPr>
                 <w:rFonts w:ascii="Times New Roman" w:cs="Times New Roman" w:eastAsia="Times New Roman" w:hAnsi="Times New Roman"/>
                 <w:b/>
                 <w:bCs/>
-                <w:sz w:val="20"/>
+                <w:color w:val="262F37"/>
+                <w:sz w:val="19"/>
                 <w:szCs w:val="20"/>
               </w:rPr>
               <w:t xml:space="preserve">Экз.</w:t>
@@ -516,26 +565,33 @@
         <w:tc>
           <w:tcPr>
             <w:tcW w:type="dxa" w:w="1190"/>
-            <w:shd w:fill="EDEDED" w:val="clear"/>
-            <w:tcMar>
-              <w:top w:type="dxa" w:w="60"/>
-              <w:left w:type="dxa" w:w="100"/>
-              <w:bottom w:type="dxa" w:w="60"/>
-              <w:right w:type="dxa" w:w="100"/>
-            </w:tcMar>
-            <w:vAlign w:val="center"/>
-          </w:tcPr>
-          <w:p>
-            <w:pPr>
-              <w:keepNext w:val="false"/>
-              <w:spacing w:after="0" w:line="276"/>
+            <w:shd w:fill="F2EFE9" w:val="clear"/>
+            <w:tcMar>
+              <w:top w:type="dxa" w:w="60"/>
+              <w:left w:type="dxa" w:w="100"/>
+              <w:bottom w:type="dxa" w:w="60"/>
+              <w:right w:type="dxa" w:w="100"/>
+            </w:tcMar>
+            <w:vAlign w:val="center"/>
+            <w:tcBorders>
+              <w:top w:val="single" w:sz="4" w:color="D9D9D9"/>
+              <w:left w:val="single" w:sz="4" w:color="D9D9D9"/>
+              <w:bottom w:val="single" w:sz="4" w:color="D9D9D9"/>
+              <w:right w:val="single" w:sz="4" w:color="D9D9D9"/>
+            </w:tcBorders>
+          </w:tcPr>
+          <w:p>
+            <w:pPr>
+              <w:keepNext w:val="false"/>
+              <w:spacing w:after="30" w:line="276"/>
             </w:pPr>
             <w:r>
               <w:rPr>
                 <w:rFonts w:ascii="Times New Roman" w:cs="Times New Roman" w:eastAsia="Times New Roman" w:hAnsi="Times New Roman"/>
                 <w:b/>
                 <w:bCs/>
-                <w:sz w:val="20"/>
+                <w:color w:val="262F37"/>
+                <w:sz w:val="19"/>
                 <w:szCs w:val="20"/>
               </w:rPr>
               <w:t xml:space="preserve">Формат</w:t>
@@ -545,26 +601,33 @@
         <w:tc>
           <w:tcPr>
             <w:tcW w:type="dxa" w:w="1500"/>
-            <w:shd w:fill="EDEDED" w:val="clear"/>
-            <w:tcMar>
-              <w:top w:type="dxa" w:w="60"/>
-              <w:left w:type="dxa" w:w="100"/>
-              <w:bottom w:type="dxa" w:w="60"/>
-              <w:right w:type="dxa" w:w="100"/>
-            </w:tcMar>
-            <w:vAlign w:val="center"/>
-          </w:tcPr>
-          <w:p>
-            <w:pPr>
-              <w:keepNext w:val="false"/>
-              <w:spacing w:after="0" w:line="276"/>
+            <w:shd w:fill="F2EFE9" w:val="clear"/>
+            <w:tcMar>
+              <w:top w:type="dxa" w:w="60"/>
+              <w:left w:type="dxa" w:w="100"/>
+              <w:bottom w:type="dxa" w:w="60"/>
+              <w:right w:type="dxa" w:w="100"/>
+            </w:tcMar>
+            <w:vAlign w:val="center"/>
+            <w:tcBorders>
+              <w:top w:val="single" w:sz="4" w:color="D9D9D9"/>
+              <w:left w:val="single" w:sz="4" w:color="D9D9D9"/>
+              <w:bottom w:val="single" w:sz="4" w:color="D9D9D9"/>
+              <w:right w:val="single" w:sz="4" w:color="D9D9D9"/>
+            </w:tcBorders>
+          </w:tcPr>
+          <w:p>
+            <w:pPr>
+              <w:keepNext w:val="false"/>
+              <w:spacing w:after="30" w:line="276"/>
             </w:pPr>
             <w:r>
               <w:rPr>
                 <w:rFonts w:ascii="Times New Roman" w:cs="Times New Roman" w:eastAsia="Times New Roman" w:hAnsi="Times New Roman"/>
                 <w:b/>
                 <w:bCs/>
-                <w:sz w:val="20"/>
+                <w:color w:val="262F37"/>
+                <w:sz w:val="19"/>
                 <w:szCs w:val="20"/>
               </w:rPr>
               <w:t xml:space="preserve">Примечание</w:t>
@@ -587,18 +650,25 @@
               <w:right w:type="dxa" w:w="100"/>
             </w:tcMar>
             <w:vAlign w:val="center"/>
-          </w:tcPr>
-          <w:p>
-            <w:pPr>
-              <w:keepNext w:val="false"/>
-              <w:spacing w:after="0" w:line="276"/>
+            <w:tcBorders>
+              <w:top w:val="single" w:sz="4" w:color="D9D9D9"/>
+              <w:left w:val="single" w:sz="4" w:color="D9D9D9"/>
+              <w:bottom w:val="single" w:sz="4" w:color="D9D9D9"/>
+              <w:right w:val="single" w:sz="4" w:color="D9D9D9"/>
+            </w:tcBorders>
+          </w:tcPr>
+          <w:p>
+            <w:pPr>
+              <w:keepNext w:val="false"/>
+              <w:spacing w:after="30" w:line="276"/>
             </w:pPr>
             <w:r>
               <w:rPr>
                 <w:rFonts w:ascii="Times New Roman" w:cs="Times New Roman" w:eastAsia="Times New Roman" w:hAnsi="Times New Roman"/>
                 <w:b w:val="false"/>
                 <w:bCs w:val="false"/>
-                <w:sz w:val="20"/>
+                <w:color w:val="262F37"/>
+                <w:sz w:val="19"/>
                 <w:szCs w:val="20"/>
               </w:rPr>
               <w:t xml:space="preserve">1</w:t>
@@ -615,11 +685,17 @@
               <w:right w:type="dxa" w:w="100"/>
             </w:tcMar>
             <w:vAlign w:val="center"/>
-          </w:tcPr>
-          <w:p>
-            <w:pPr>
-              <w:keepNext w:val="false"/>
-              <w:spacing w:after="0" w:line="276"/>
+            <w:tcBorders>
+              <w:top w:val="single" w:sz="4" w:color="D9D9D9"/>
+              <w:left w:val="single" w:sz="4" w:color="D9D9D9"/>
+              <w:bottom w:val="single" w:sz="4" w:color="D9D9D9"/>
+              <w:right w:val="single" w:sz="4" w:color="D9D9D9"/>
+            </w:tcBorders>
+          </w:tcPr>
+          <w:p>
+            <w:pPr>
+              <w:keepNext w:val="false"/>
+              <w:spacing w:after="30" w:line="276"/>
             </w:pPr>
           </w:p>
         </w:tc>
@@ -633,11 +709,17 @@
               <w:right w:type="dxa" w:w="100"/>
             </w:tcMar>
             <w:vAlign w:val="center"/>
-          </w:tcPr>
-          <w:p>
-            <w:pPr>
-              <w:keepNext w:val="false"/>
-              <w:spacing w:after="0" w:line="276"/>
+            <w:tcBorders>
+              <w:top w:val="single" w:sz="4" w:color="D9D9D9"/>
+              <w:left w:val="single" w:sz="4" w:color="D9D9D9"/>
+              <w:bottom w:val="single" w:sz="4" w:color="D9D9D9"/>
+              <w:right w:val="single" w:sz="4" w:color="D9D9D9"/>
+            </w:tcBorders>
+          </w:tcPr>
+          <w:p>
+            <w:pPr>
+              <w:keepNext w:val="false"/>
+              <w:spacing w:after="30" w:line="276"/>
             </w:pPr>
           </w:p>
         </w:tc>
@@ -651,11 +733,17 @@
               <w:right w:type="dxa" w:w="100"/>
             </w:tcMar>
             <w:vAlign w:val="center"/>
-          </w:tcPr>
-          <w:p>
-            <w:pPr>
-              <w:keepNext w:val="false"/>
-              <w:spacing w:after="0" w:line="276"/>
+            <w:tcBorders>
+              <w:top w:val="single" w:sz="4" w:color="D9D9D9"/>
+              <w:left w:val="single" w:sz="4" w:color="D9D9D9"/>
+              <w:bottom w:val="single" w:sz="4" w:color="D9D9D9"/>
+              <w:right w:val="single" w:sz="4" w:color="D9D9D9"/>
+            </w:tcBorders>
+          </w:tcPr>
+          <w:p>
+            <w:pPr>
+              <w:keepNext w:val="false"/>
+              <w:spacing w:after="30" w:line="276"/>
             </w:pPr>
           </w:p>
         </w:tc>
@@ -669,11 +757,17 @@
               <w:right w:type="dxa" w:w="100"/>
             </w:tcMar>
             <w:vAlign w:val="center"/>
-          </w:tcPr>
-          <w:p>
-            <w:pPr>
-              <w:keepNext w:val="false"/>
-              <w:spacing w:after="0" w:line="276"/>
+            <w:tcBorders>
+              <w:top w:val="single" w:sz="4" w:color="D9D9D9"/>
+              <w:left w:val="single" w:sz="4" w:color="D9D9D9"/>
+              <w:bottom w:val="single" w:sz="4" w:color="D9D9D9"/>
+              <w:right w:val="single" w:sz="4" w:color="D9D9D9"/>
+            </w:tcBorders>
+          </w:tcPr>
+          <w:p>
+            <w:pPr>
+              <w:keepNext w:val="false"/>
+              <w:spacing w:after="30" w:line="276"/>
             </w:pPr>
           </w:p>
         </w:tc>
@@ -687,11 +781,17 @@
               <w:right w:type="dxa" w:w="100"/>
             </w:tcMar>
             <w:vAlign w:val="center"/>
-          </w:tcPr>
-          <w:p>
-            <w:pPr>
-              <w:keepNext w:val="false"/>
-              <w:spacing w:after="0" w:line="276"/>
+            <w:tcBorders>
+              <w:top w:val="single" w:sz="4" w:color="D9D9D9"/>
+              <w:left w:val="single" w:sz="4" w:color="D9D9D9"/>
+              <w:bottom w:val="single" w:sz="4" w:color="D9D9D9"/>
+              <w:right w:val="single" w:sz="4" w:color="D9D9D9"/>
+            </w:tcBorders>
+          </w:tcPr>
+          <w:p>
+            <w:pPr>
+              <w:keepNext w:val="false"/>
+              <w:spacing w:after="30" w:line="276"/>
             </w:pPr>
           </w:p>
         </w:tc>
@@ -705,11 +805,17 @@
               <w:right w:type="dxa" w:w="100"/>
             </w:tcMar>
             <w:vAlign w:val="center"/>
-          </w:tcPr>
-          <w:p>
-            <w:pPr>
-              <w:keepNext w:val="false"/>
-              <w:spacing w:after="0" w:line="276"/>
+            <w:tcBorders>
+              <w:top w:val="single" w:sz="4" w:color="D9D9D9"/>
+              <w:left w:val="single" w:sz="4" w:color="D9D9D9"/>
+              <w:bottom w:val="single" w:sz="4" w:color="D9D9D9"/>
+              <w:right w:val="single" w:sz="4" w:color="D9D9D9"/>
+            </w:tcBorders>
+          </w:tcPr>
+          <w:p>
+            <w:pPr>
+              <w:keepNext w:val="false"/>
+              <w:spacing w:after="30" w:line="276"/>
             </w:pPr>
           </w:p>
         </w:tc>
@@ -729,18 +835,25 @@
               <w:right w:type="dxa" w:w="100"/>
             </w:tcMar>
             <w:vAlign w:val="center"/>
-          </w:tcPr>
-          <w:p>
-            <w:pPr>
-              <w:keepNext w:val="false"/>
-              <w:spacing w:after="0" w:line="276"/>
+            <w:tcBorders>
+              <w:top w:val="single" w:sz="4" w:color="D9D9D9"/>
+              <w:left w:val="single" w:sz="4" w:color="D9D9D9"/>
+              <w:bottom w:val="single" w:sz="4" w:color="D9D9D9"/>
+              <w:right w:val="single" w:sz="4" w:color="D9D9D9"/>
+            </w:tcBorders>
+          </w:tcPr>
+          <w:p>
+            <w:pPr>
+              <w:keepNext w:val="false"/>
+              <w:spacing w:after="30" w:line="276"/>
             </w:pPr>
             <w:r>
               <w:rPr>
                 <w:rFonts w:ascii="Times New Roman" w:cs="Times New Roman" w:eastAsia="Times New Roman" w:hAnsi="Times New Roman"/>
                 <w:b w:val="false"/>
                 <w:bCs w:val="false"/>
-                <w:sz w:val="20"/>
+                <w:color w:val="262F37"/>
+                <w:sz w:val="19"/>
                 <w:szCs w:val="20"/>
               </w:rPr>
               <w:t xml:space="preserve">2</w:t>
@@ -757,11 +870,17 @@
               <w:right w:type="dxa" w:w="100"/>
             </w:tcMar>
             <w:vAlign w:val="center"/>
-          </w:tcPr>
-          <w:p>
-            <w:pPr>
-              <w:keepNext w:val="false"/>
-              <w:spacing w:after="0" w:line="276"/>
+            <w:tcBorders>
+              <w:top w:val="single" w:sz="4" w:color="D9D9D9"/>
+              <w:left w:val="single" w:sz="4" w:color="D9D9D9"/>
+              <w:bottom w:val="single" w:sz="4" w:color="D9D9D9"/>
+              <w:right w:val="single" w:sz="4" w:color="D9D9D9"/>
+            </w:tcBorders>
+          </w:tcPr>
+          <w:p>
+            <w:pPr>
+              <w:keepNext w:val="false"/>
+              <w:spacing w:after="30" w:line="276"/>
             </w:pPr>
           </w:p>
         </w:tc>
@@ -775,11 +894,17 @@
               <w:right w:type="dxa" w:w="100"/>
             </w:tcMar>
             <w:vAlign w:val="center"/>
-          </w:tcPr>
-          <w:p>
-            <w:pPr>
-              <w:keepNext w:val="false"/>
-              <w:spacing w:after="0" w:line="276"/>
+            <w:tcBorders>
+              <w:top w:val="single" w:sz="4" w:color="D9D9D9"/>
+              <w:left w:val="single" w:sz="4" w:color="D9D9D9"/>
+              <w:bottom w:val="single" w:sz="4" w:color="D9D9D9"/>
+              <w:right w:val="single" w:sz="4" w:color="D9D9D9"/>
+            </w:tcBorders>
+          </w:tcPr>
+          <w:p>
+            <w:pPr>
+              <w:keepNext w:val="false"/>
+              <w:spacing w:after="30" w:line="276"/>
             </w:pPr>
           </w:p>
         </w:tc>
@@ -793,11 +918,17 @@
               <w:right w:type="dxa" w:w="100"/>
             </w:tcMar>
             <w:vAlign w:val="center"/>
-          </w:tcPr>
-          <w:p>
-            <w:pPr>
-              <w:keepNext w:val="false"/>
-              <w:spacing w:after="0" w:line="276"/>
+            <w:tcBorders>
+              <w:top w:val="single" w:sz="4" w:color="D9D9D9"/>
+              <w:left w:val="single" w:sz="4" w:color="D9D9D9"/>
+              <w:bottom w:val="single" w:sz="4" w:color="D9D9D9"/>
+              <w:right w:val="single" w:sz="4" w:color="D9D9D9"/>
+            </w:tcBorders>
+          </w:tcPr>
+          <w:p>
+            <w:pPr>
+              <w:keepNext w:val="false"/>
+              <w:spacing w:after="30" w:line="276"/>
             </w:pPr>
           </w:p>
         </w:tc>
@@ -811,11 +942,17 @@
               <w:right w:type="dxa" w:w="100"/>
             </w:tcMar>
             <w:vAlign w:val="center"/>
-          </w:tcPr>
-          <w:p>
-            <w:pPr>
-              <w:keepNext w:val="false"/>
-              <w:spacing w:after="0" w:line="276"/>
+            <w:tcBorders>
+              <w:top w:val="single" w:sz="4" w:color="D9D9D9"/>
+              <w:left w:val="single" w:sz="4" w:color="D9D9D9"/>
+              <w:bottom w:val="single" w:sz="4" w:color="D9D9D9"/>
+              <w:right w:val="single" w:sz="4" w:color="D9D9D9"/>
+            </w:tcBorders>
+          </w:tcPr>
+          <w:p>
+            <w:pPr>
+              <w:keepNext w:val="false"/>
+              <w:spacing w:after="30" w:line="276"/>
             </w:pPr>
           </w:p>
         </w:tc>
@@ -829,11 +966,17 @@
               <w:right w:type="dxa" w:w="100"/>
             </w:tcMar>
             <w:vAlign w:val="center"/>
-          </w:tcPr>
-          <w:p>
-            <w:pPr>
-              <w:keepNext w:val="false"/>
-              <w:spacing w:after="0" w:line="276"/>
+            <w:tcBorders>
+              <w:top w:val="single" w:sz="4" w:color="D9D9D9"/>
+              <w:left w:val="single" w:sz="4" w:color="D9D9D9"/>
+              <w:bottom w:val="single" w:sz="4" w:color="D9D9D9"/>
+              <w:right w:val="single" w:sz="4" w:color="D9D9D9"/>
+            </w:tcBorders>
+          </w:tcPr>
+          <w:p>
+            <w:pPr>
+              <w:keepNext w:val="false"/>
+              <w:spacing w:after="30" w:line="276"/>
             </w:pPr>
           </w:p>
         </w:tc>
@@ -847,11 +990,17 @@
               <w:right w:type="dxa" w:w="100"/>
             </w:tcMar>
             <w:vAlign w:val="center"/>
-          </w:tcPr>
-          <w:p>
-            <w:pPr>
-              <w:keepNext w:val="false"/>
-              <w:spacing w:after="0" w:line="276"/>
+            <w:tcBorders>
+              <w:top w:val="single" w:sz="4" w:color="D9D9D9"/>
+              <w:left w:val="single" w:sz="4" w:color="D9D9D9"/>
+              <w:bottom w:val="single" w:sz="4" w:color="D9D9D9"/>
+              <w:right w:val="single" w:sz="4" w:color="D9D9D9"/>
+            </w:tcBorders>
+          </w:tcPr>
+          <w:p>
+            <w:pPr>
+              <w:keepNext w:val="false"/>
+              <w:spacing w:after="30" w:line="276"/>
             </w:pPr>
           </w:p>
         </w:tc>
@@ -871,18 +1020,25 @@
               <w:right w:type="dxa" w:w="100"/>
             </w:tcMar>
             <w:vAlign w:val="center"/>
-          </w:tcPr>
-          <w:p>
-            <w:pPr>
-              <w:keepNext w:val="false"/>
-              <w:spacing w:after="0" w:line="276"/>
+            <w:tcBorders>
+              <w:top w:val="single" w:sz="4" w:color="D9D9D9"/>
+              <w:left w:val="single" w:sz="4" w:color="D9D9D9"/>
+              <w:bottom w:val="single" w:sz="4" w:color="D9D9D9"/>
+              <w:right w:val="single" w:sz="4" w:color="D9D9D9"/>
+            </w:tcBorders>
+          </w:tcPr>
+          <w:p>
+            <w:pPr>
+              <w:keepNext w:val="false"/>
+              <w:spacing w:after="30" w:line="276"/>
             </w:pPr>
             <w:r>
               <w:rPr>
                 <w:rFonts w:ascii="Times New Roman" w:cs="Times New Roman" w:eastAsia="Times New Roman" w:hAnsi="Times New Roman"/>
                 <w:b w:val="false"/>
                 <w:bCs w:val="false"/>
-                <w:sz w:val="20"/>
+                <w:color w:val="262F37"/>
+                <w:sz w:val="19"/>
                 <w:szCs w:val="20"/>
               </w:rPr>
               <w:t xml:space="preserve">3</w:t>
@@ -899,11 +1055,17 @@
               <w:right w:type="dxa" w:w="100"/>
             </w:tcMar>
             <w:vAlign w:val="center"/>
-          </w:tcPr>
-          <w:p>
-            <w:pPr>
-              <w:keepNext w:val="false"/>
-              <w:spacing w:after="0" w:line="276"/>
+            <w:tcBorders>
+              <w:top w:val="single" w:sz="4" w:color="D9D9D9"/>
+              <w:left w:val="single" w:sz="4" w:color="D9D9D9"/>
+              <w:bottom w:val="single" w:sz="4" w:color="D9D9D9"/>
+              <w:right w:val="single" w:sz="4" w:color="D9D9D9"/>
+            </w:tcBorders>
+          </w:tcPr>
+          <w:p>
+            <w:pPr>
+              <w:keepNext w:val="false"/>
+              <w:spacing w:after="30" w:line="276"/>
             </w:pPr>
           </w:p>
         </w:tc>
@@ -917,11 +1079,17 @@
               <w:right w:type="dxa" w:w="100"/>
             </w:tcMar>
             <w:vAlign w:val="center"/>
-          </w:tcPr>
-          <w:p>
-            <w:pPr>
-              <w:keepNext w:val="false"/>
-              <w:spacing w:after="0" w:line="276"/>
+            <w:tcBorders>
+              <w:top w:val="single" w:sz="4" w:color="D9D9D9"/>
+              <w:left w:val="single" w:sz="4" w:color="D9D9D9"/>
+              <w:bottom w:val="single" w:sz="4" w:color="D9D9D9"/>
+              <w:right w:val="single" w:sz="4" w:color="D9D9D9"/>
+            </w:tcBorders>
+          </w:tcPr>
+          <w:p>
+            <w:pPr>
+              <w:keepNext w:val="false"/>
+              <w:spacing w:after="30" w:line="276"/>
             </w:pPr>
           </w:p>
         </w:tc>
@@ -935,11 +1103,17 @@
               <w:right w:type="dxa" w:w="100"/>
             </w:tcMar>
             <w:vAlign w:val="center"/>
-          </w:tcPr>
-          <w:p>
-            <w:pPr>
-              <w:keepNext w:val="false"/>
-              <w:spacing w:after="0" w:line="276"/>
+            <w:tcBorders>
+              <w:top w:val="single" w:sz="4" w:color="D9D9D9"/>
+              <w:left w:val="single" w:sz="4" w:color="D9D9D9"/>
+              <w:bottom w:val="single" w:sz="4" w:color="D9D9D9"/>
+              <w:right w:val="single" w:sz="4" w:color="D9D9D9"/>
+            </w:tcBorders>
+          </w:tcPr>
+          <w:p>
+            <w:pPr>
+              <w:keepNext w:val="false"/>
+              <w:spacing w:after="30" w:line="276"/>
             </w:pPr>
           </w:p>
         </w:tc>
@@ -953,11 +1127,17 @@
               <w:right w:type="dxa" w:w="100"/>
             </w:tcMar>
             <w:vAlign w:val="center"/>
-          </w:tcPr>
-          <w:p>
-            <w:pPr>
-              <w:keepNext w:val="false"/>
-              <w:spacing w:after="0" w:line="276"/>
+            <w:tcBorders>
+              <w:top w:val="single" w:sz="4" w:color="D9D9D9"/>
+              <w:left w:val="single" w:sz="4" w:color="D9D9D9"/>
+              <w:bottom w:val="single" w:sz="4" w:color="D9D9D9"/>
+              <w:right w:val="single" w:sz="4" w:color="D9D9D9"/>
+            </w:tcBorders>
+          </w:tcPr>
+          <w:p>
+            <w:pPr>
+              <w:keepNext w:val="false"/>
+              <w:spacing w:after="30" w:line="276"/>
             </w:pPr>
           </w:p>
         </w:tc>
@@ -971,11 +1151,17 @@
               <w:right w:type="dxa" w:w="100"/>
             </w:tcMar>
             <w:vAlign w:val="center"/>
-          </w:tcPr>
-          <w:p>
-            <w:pPr>
-              <w:keepNext w:val="false"/>
-              <w:spacing w:after="0" w:line="276"/>
+            <w:tcBorders>
+              <w:top w:val="single" w:sz="4" w:color="D9D9D9"/>
+              <w:left w:val="single" w:sz="4" w:color="D9D9D9"/>
+              <w:bottom w:val="single" w:sz="4" w:color="D9D9D9"/>
+              <w:right w:val="single" w:sz="4" w:color="D9D9D9"/>
+            </w:tcBorders>
+          </w:tcPr>
+          <w:p>
+            <w:pPr>
+              <w:keepNext w:val="false"/>
+              <w:spacing w:after="30" w:line="276"/>
             </w:pPr>
           </w:p>
         </w:tc>
@@ -989,11 +1175,17 @@
               <w:right w:type="dxa" w:w="100"/>
             </w:tcMar>
             <w:vAlign w:val="center"/>
-          </w:tcPr>
-          <w:p>
-            <w:pPr>
-              <w:keepNext w:val="false"/>
-              <w:spacing w:after="0" w:line="276"/>
+            <w:tcBorders>
+              <w:top w:val="single" w:sz="4" w:color="D9D9D9"/>
+              <w:left w:val="single" w:sz="4" w:color="D9D9D9"/>
+              <w:bottom w:val="single" w:sz="4" w:color="D9D9D9"/>
+              <w:right w:val="single" w:sz="4" w:color="D9D9D9"/>
+            </w:tcBorders>
+          </w:tcPr>
+          <w:p>
+            <w:pPr>
+              <w:keepNext w:val="false"/>
+              <w:spacing w:after="30" w:line="276"/>
             </w:pPr>
           </w:p>
         </w:tc>
@@ -1013,18 +1205,25 @@
               <w:right w:type="dxa" w:w="100"/>
             </w:tcMar>
             <w:vAlign w:val="center"/>
-          </w:tcPr>
-          <w:p>
-            <w:pPr>
-              <w:keepNext w:val="false"/>
-              <w:spacing w:after="0" w:line="276"/>
+            <w:tcBorders>
+              <w:top w:val="single" w:sz="4" w:color="D9D9D9"/>
+              <w:left w:val="single" w:sz="4" w:color="D9D9D9"/>
+              <w:bottom w:val="single" w:sz="4" w:color="D9D9D9"/>
+              <w:right w:val="single" w:sz="4" w:color="D9D9D9"/>
+            </w:tcBorders>
+          </w:tcPr>
+          <w:p>
+            <w:pPr>
+              <w:keepNext w:val="false"/>
+              <w:spacing w:after="30" w:line="276"/>
             </w:pPr>
             <w:r>
               <w:rPr>
                 <w:rFonts w:ascii="Times New Roman" w:cs="Times New Roman" w:eastAsia="Times New Roman" w:hAnsi="Times New Roman"/>
                 <w:b w:val="false"/>
                 <w:bCs w:val="false"/>
-                <w:sz w:val="20"/>
+                <w:color w:val="262F37"/>
+                <w:sz w:val="19"/>
                 <w:szCs w:val="20"/>
               </w:rPr>
               <w:t xml:space="preserve">4</w:t>
@@ -1041,11 +1240,17 @@
               <w:right w:type="dxa" w:w="100"/>
             </w:tcMar>
             <w:vAlign w:val="center"/>
-          </w:tcPr>
-          <w:p>
-            <w:pPr>
-              <w:keepNext w:val="false"/>
-              <w:spacing w:after="0" w:line="276"/>
+            <w:tcBorders>
+              <w:top w:val="single" w:sz="4" w:color="D9D9D9"/>
+              <w:left w:val="single" w:sz="4" w:color="D9D9D9"/>
+              <w:bottom w:val="single" w:sz="4" w:color="D9D9D9"/>
+              <w:right w:val="single" w:sz="4" w:color="D9D9D9"/>
+            </w:tcBorders>
+          </w:tcPr>
+          <w:p>
+            <w:pPr>
+              <w:keepNext w:val="false"/>
+              <w:spacing w:after="30" w:line="276"/>
             </w:pPr>
           </w:p>
         </w:tc>
@@ -1059,11 +1264,17 @@
               <w:right w:type="dxa" w:w="100"/>
             </w:tcMar>
             <w:vAlign w:val="center"/>
-          </w:tcPr>
-          <w:p>
-            <w:pPr>
-              <w:keepNext w:val="false"/>
-              <w:spacing w:after="0" w:line="276"/>
+            <w:tcBorders>
+              <w:top w:val="single" w:sz="4" w:color="D9D9D9"/>
+              <w:left w:val="single" w:sz="4" w:color="D9D9D9"/>
+              <w:bottom w:val="single" w:sz="4" w:color="D9D9D9"/>
+              <w:right w:val="single" w:sz="4" w:color="D9D9D9"/>
+            </w:tcBorders>
+          </w:tcPr>
+          <w:p>
+            <w:pPr>
+              <w:keepNext w:val="false"/>
+              <w:spacing w:after="30" w:line="276"/>
             </w:pPr>
           </w:p>
         </w:tc>
@@ -1077,11 +1288,17 @@
               <w:right w:type="dxa" w:w="100"/>
             </w:tcMar>
             <w:vAlign w:val="center"/>
-          </w:tcPr>
-          <w:p>
-            <w:pPr>
-              <w:keepNext w:val="false"/>
-              <w:spacing w:after="0" w:line="276"/>
+            <w:tcBorders>
+              <w:top w:val="single" w:sz="4" w:color="D9D9D9"/>
+              <w:left w:val="single" w:sz="4" w:color="D9D9D9"/>
+              <w:bottom w:val="single" w:sz="4" w:color="D9D9D9"/>
+              <w:right w:val="single" w:sz="4" w:color="D9D9D9"/>
+            </w:tcBorders>
+          </w:tcPr>
+          <w:p>
+            <w:pPr>
+              <w:keepNext w:val="false"/>
+              <w:spacing w:after="30" w:line="276"/>
             </w:pPr>
           </w:p>
         </w:tc>
@@ -1095,11 +1312,17 @@
               <w:right w:type="dxa" w:w="100"/>
             </w:tcMar>
             <w:vAlign w:val="center"/>
-          </w:tcPr>
-          <w:p>
-            <w:pPr>
-              <w:keepNext w:val="false"/>
-              <w:spacing w:after="0" w:line="276"/>
+            <w:tcBorders>
+              <w:top w:val="single" w:sz="4" w:color="D9D9D9"/>
+              <w:left w:val="single" w:sz="4" w:color="D9D9D9"/>
+              <w:bottom w:val="single" w:sz="4" w:color="D9D9D9"/>
+              <w:right w:val="single" w:sz="4" w:color="D9D9D9"/>
+            </w:tcBorders>
+          </w:tcPr>
+          <w:p>
+            <w:pPr>
+              <w:keepNext w:val="false"/>
+              <w:spacing w:after="30" w:line="276"/>
             </w:pPr>
           </w:p>
         </w:tc>
@@ -1113,11 +1336,17 @@
               <w:right w:type="dxa" w:w="100"/>
             </w:tcMar>
             <w:vAlign w:val="center"/>
-          </w:tcPr>
-          <w:p>
-            <w:pPr>
-              <w:keepNext w:val="false"/>
-              <w:spacing w:after="0" w:line="276"/>
+            <w:tcBorders>
+              <w:top w:val="single" w:sz="4" w:color="D9D9D9"/>
+              <w:left w:val="single" w:sz="4" w:color="D9D9D9"/>
+              <w:bottom w:val="single" w:sz="4" w:color="D9D9D9"/>
+              <w:right w:val="single" w:sz="4" w:color="D9D9D9"/>
+            </w:tcBorders>
+          </w:tcPr>
+          <w:p>
+            <w:pPr>
+              <w:keepNext w:val="false"/>
+              <w:spacing w:after="30" w:line="276"/>
             </w:pPr>
           </w:p>
         </w:tc>
@@ -1131,11 +1360,17 @@
               <w:right w:type="dxa" w:w="100"/>
             </w:tcMar>
             <w:vAlign w:val="center"/>
-          </w:tcPr>
-          <w:p>
-            <w:pPr>
-              <w:keepNext w:val="false"/>
-              <w:spacing w:after="0" w:line="276"/>
+            <w:tcBorders>
+              <w:top w:val="single" w:sz="4" w:color="D9D9D9"/>
+              <w:left w:val="single" w:sz="4" w:color="D9D9D9"/>
+              <w:bottom w:val="single" w:sz="4" w:color="D9D9D9"/>
+              <w:right w:val="single" w:sz="4" w:color="D9D9D9"/>
+            </w:tcBorders>
+          </w:tcPr>
+          <w:p>
+            <w:pPr>
+              <w:keepNext w:val="false"/>
+              <w:spacing w:after="30" w:line="276"/>
             </w:pPr>
           </w:p>
         </w:tc>
@@ -1155,18 +1390,25 @@
               <w:right w:type="dxa" w:w="100"/>
             </w:tcMar>
             <w:vAlign w:val="center"/>
-          </w:tcPr>
-          <w:p>
-            <w:pPr>
-              <w:keepNext w:val="false"/>
-              <w:spacing w:after="0" w:line="276"/>
+            <w:tcBorders>
+              <w:top w:val="single" w:sz="4" w:color="D9D9D9"/>
+              <w:left w:val="single" w:sz="4" w:color="D9D9D9"/>
+              <w:bottom w:val="single" w:sz="4" w:color="D9D9D9"/>
+              <w:right w:val="single" w:sz="4" w:color="D9D9D9"/>
+            </w:tcBorders>
+          </w:tcPr>
+          <w:p>
+            <w:pPr>
+              <w:keepNext w:val="false"/>
+              <w:spacing w:after="30" w:line="276"/>
             </w:pPr>
             <w:r>
               <w:rPr>
                 <w:rFonts w:ascii="Times New Roman" w:cs="Times New Roman" w:eastAsia="Times New Roman" w:hAnsi="Times New Roman"/>
                 <w:b w:val="false"/>
                 <w:bCs w:val="false"/>
-                <w:sz w:val="20"/>
+                <w:color w:val="262F37"/>
+                <w:sz w:val="19"/>
                 <w:szCs w:val="20"/>
               </w:rPr>
               <w:t xml:space="preserve">5</w:t>
@@ -1183,11 +1425,17 @@
               <w:right w:type="dxa" w:w="100"/>
             </w:tcMar>
             <w:vAlign w:val="center"/>
-          </w:tcPr>
-          <w:p>
-            <w:pPr>
-              <w:keepNext w:val="false"/>
-              <w:spacing w:after="0" w:line="276"/>
+            <w:tcBorders>
+              <w:top w:val="single" w:sz="4" w:color="D9D9D9"/>
+              <w:left w:val="single" w:sz="4" w:color="D9D9D9"/>
+              <w:bottom w:val="single" w:sz="4" w:color="D9D9D9"/>
+              <w:right w:val="single" w:sz="4" w:color="D9D9D9"/>
+            </w:tcBorders>
+          </w:tcPr>
+          <w:p>
+            <w:pPr>
+              <w:keepNext w:val="false"/>
+              <w:spacing w:after="30" w:line="276"/>
             </w:pPr>
           </w:p>
         </w:tc>
@@ -1201,11 +1449,17 @@
               <w:right w:type="dxa" w:w="100"/>
             </w:tcMar>
             <w:vAlign w:val="center"/>
-          </w:tcPr>
-          <w:p>
-            <w:pPr>
-              <w:keepNext w:val="false"/>
-              <w:spacing w:after="0" w:line="276"/>
+            <w:tcBorders>
+              <w:top w:val="single" w:sz="4" w:color="D9D9D9"/>
+              <w:left w:val="single" w:sz="4" w:color="D9D9D9"/>
+              <w:bottom w:val="single" w:sz="4" w:color="D9D9D9"/>
+              <w:right w:val="single" w:sz="4" w:color="D9D9D9"/>
+            </w:tcBorders>
+          </w:tcPr>
+          <w:p>
+            <w:pPr>
+              <w:keepNext w:val="false"/>
+              <w:spacing w:after="30" w:line="276"/>
             </w:pPr>
           </w:p>
         </w:tc>
@@ -1219,11 +1473,17 @@
               <w:right w:type="dxa" w:w="100"/>
             </w:tcMar>
             <w:vAlign w:val="center"/>
-          </w:tcPr>
-          <w:p>
-            <w:pPr>
-              <w:keepNext w:val="false"/>
-              <w:spacing w:after="0" w:line="276"/>
+            <w:tcBorders>
+              <w:top w:val="single" w:sz="4" w:color="D9D9D9"/>
+              <w:left w:val="single" w:sz="4" w:color="D9D9D9"/>
+              <w:bottom w:val="single" w:sz="4" w:color="D9D9D9"/>
+              <w:right w:val="single" w:sz="4" w:color="D9D9D9"/>
+            </w:tcBorders>
+          </w:tcPr>
+          <w:p>
+            <w:pPr>
+              <w:keepNext w:val="false"/>
+              <w:spacing w:after="30" w:line="276"/>
             </w:pPr>
           </w:p>
         </w:tc>
@@ -1237,11 +1497,17 @@
               <w:right w:type="dxa" w:w="100"/>
             </w:tcMar>
             <w:vAlign w:val="center"/>
-          </w:tcPr>
-          <w:p>
-            <w:pPr>
-              <w:keepNext w:val="false"/>
-              <w:spacing w:after="0" w:line="276"/>
+            <w:tcBorders>
+              <w:top w:val="single" w:sz="4" w:color="D9D9D9"/>
+              <w:left w:val="single" w:sz="4" w:color="D9D9D9"/>
+              <w:bottom w:val="single" w:sz="4" w:color="D9D9D9"/>
+              <w:right w:val="single" w:sz="4" w:color="D9D9D9"/>
+            </w:tcBorders>
+          </w:tcPr>
+          <w:p>
+            <w:pPr>
+              <w:keepNext w:val="false"/>
+              <w:spacing w:after="30" w:line="276"/>
             </w:pPr>
           </w:p>
         </w:tc>
@@ -1255,11 +1521,17 @@
               <w:right w:type="dxa" w:w="100"/>
             </w:tcMar>
             <w:vAlign w:val="center"/>
-          </w:tcPr>
-          <w:p>
-            <w:pPr>
-              <w:keepNext w:val="false"/>
-              <w:spacing w:after="0" w:line="276"/>
+            <w:tcBorders>
+              <w:top w:val="single" w:sz="4" w:color="D9D9D9"/>
+              <w:left w:val="single" w:sz="4" w:color="D9D9D9"/>
+              <w:bottom w:val="single" w:sz="4" w:color="D9D9D9"/>
+              <w:right w:val="single" w:sz="4" w:color="D9D9D9"/>
+            </w:tcBorders>
+          </w:tcPr>
+          <w:p>
+            <w:pPr>
+              <w:keepNext w:val="false"/>
+              <w:spacing w:after="30" w:line="276"/>
             </w:pPr>
           </w:p>
         </w:tc>
@@ -1273,11 +1545,17 @@
               <w:right w:type="dxa" w:w="100"/>
             </w:tcMar>
             <w:vAlign w:val="center"/>
-          </w:tcPr>
-          <w:p>
-            <w:pPr>
-              <w:keepNext w:val="false"/>
-              <w:spacing w:after="0" w:line="276"/>
+            <w:tcBorders>
+              <w:top w:val="single" w:sz="4" w:color="D9D9D9"/>
+              <w:left w:val="single" w:sz="4" w:color="D9D9D9"/>
+              <w:bottom w:val="single" w:sz="4" w:color="D9D9D9"/>
+              <w:right w:val="single" w:sz="4" w:color="D9D9D9"/>
+            </w:tcBorders>
+          </w:tcPr>
+          <w:p>
+            <w:pPr>
+              <w:keepNext w:val="false"/>
+              <w:spacing w:after="30" w:line="276"/>
             </w:pPr>
           </w:p>
         </w:tc>
@@ -1297,18 +1575,25 @@
               <w:right w:type="dxa" w:w="100"/>
             </w:tcMar>
             <w:vAlign w:val="center"/>
-          </w:tcPr>
-          <w:p>
-            <w:pPr>
-              <w:keepNext w:val="false"/>
-              <w:spacing w:after="0" w:line="276"/>
+            <w:tcBorders>
+              <w:top w:val="single" w:sz="4" w:color="D9D9D9"/>
+              <w:left w:val="single" w:sz="4" w:color="D9D9D9"/>
+              <w:bottom w:val="single" w:sz="4" w:color="D9D9D9"/>
+              <w:right w:val="single" w:sz="4" w:color="D9D9D9"/>
+            </w:tcBorders>
+          </w:tcPr>
+          <w:p>
+            <w:pPr>
+              <w:keepNext w:val="false"/>
+              <w:spacing w:after="30" w:line="276"/>
             </w:pPr>
             <w:r>
               <w:rPr>
                 <w:rFonts w:ascii="Times New Roman" w:cs="Times New Roman" w:eastAsia="Times New Roman" w:hAnsi="Times New Roman"/>
                 <w:b w:val="false"/>
                 <w:bCs w:val="false"/>
-                <w:sz w:val="20"/>
+                <w:color w:val="262F37"/>
+                <w:sz w:val="19"/>
                 <w:szCs w:val="20"/>
               </w:rPr>
               <w:t xml:space="preserve">6</w:t>
@@ -1325,11 +1610,17 @@
               <w:right w:type="dxa" w:w="100"/>
             </w:tcMar>
             <w:vAlign w:val="center"/>
-          </w:tcPr>
-          <w:p>
-            <w:pPr>
-              <w:keepNext w:val="false"/>
-              <w:spacing w:after="0" w:line="276"/>
+            <w:tcBorders>
+              <w:top w:val="single" w:sz="4" w:color="D9D9D9"/>
+              <w:left w:val="single" w:sz="4" w:color="D9D9D9"/>
+              <w:bottom w:val="single" w:sz="4" w:color="D9D9D9"/>
+              <w:right w:val="single" w:sz="4" w:color="D9D9D9"/>
+            </w:tcBorders>
+          </w:tcPr>
+          <w:p>
+            <w:pPr>
+              <w:keepNext w:val="false"/>
+              <w:spacing w:after="30" w:line="276"/>
             </w:pPr>
           </w:p>
         </w:tc>
@@ -1343,11 +1634,17 @@
               <w:right w:type="dxa" w:w="100"/>
             </w:tcMar>
             <w:vAlign w:val="center"/>
-          </w:tcPr>
-          <w:p>
-            <w:pPr>
-              <w:keepNext w:val="false"/>
-              <w:spacing w:after="0" w:line="276"/>
+            <w:tcBorders>
+              <w:top w:val="single" w:sz="4" w:color="D9D9D9"/>
+              <w:left w:val="single" w:sz="4" w:color="D9D9D9"/>
+              <w:bottom w:val="single" w:sz="4" w:color="D9D9D9"/>
+              <w:right w:val="single" w:sz="4" w:color="D9D9D9"/>
+            </w:tcBorders>
+          </w:tcPr>
+          <w:p>
+            <w:pPr>
+              <w:keepNext w:val="false"/>
+              <w:spacing w:after="30" w:line="276"/>
             </w:pPr>
           </w:p>
         </w:tc>
@@ -1361,11 +1658,17 @@
               <w:right w:type="dxa" w:w="100"/>
             </w:tcMar>
             <w:vAlign w:val="center"/>
-          </w:tcPr>
-          <w:p>
-            <w:pPr>
-              <w:keepNext w:val="false"/>
-              <w:spacing w:after="0" w:line="276"/>
+            <w:tcBorders>
+              <w:top w:val="single" w:sz="4" w:color="D9D9D9"/>
+              <w:left w:val="single" w:sz="4" w:color="D9D9D9"/>
+              <w:bottom w:val="single" w:sz="4" w:color="D9D9D9"/>
+              <w:right w:val="single" w:sz="4" w:color="D9D9D9"/>
+            </w:tcBorders>
+          </w:tcPr>
+          <w:p>
+            <w:pPr>
+              <w:keepNext w:val="false"/>
+              <w:spacing w:after="30" w:line="276"/>
             </w:pPr>
           </w:p>
         </w:tc>
@@ -1379,11 +1682,17 @@
               <w:right w:type="dxa" w:w="100"/>
             </w:tcMar>
             <w:vAlign w:val="center"/>
-          </w:tcPr>
-          <w:p>
-            <w:pPr>
-              <w:keepNext w:val="false"/>
-              <w:spacing w:after="0" w:line="276"/>
+            <w:tcBorders>
+              <w:top w:val="single" w:sz="4" w:color="D9D9D9"/>
+              <w:left w:val="single" w:sz="4" w:color="D9D9D9"/>
+              <w:bottom w:val="single" w:sz="4" w:color="D9D9D9"/>
+              <w:right w:val="single" w:sz="4" w:color="D9D9D9"/>
+            </w:tcBorders>
+          </w:tcPr>
+          <w:p>
+            <w:pPr>
+              <w:keepNext w:val="false"/>
+              <w:spacing w:after="30" w:line="276"/>
             </w:pPr>
           </w:p>
         </w:tc>
@@ -1397,11 +1706,17 @@
               <w:right w:type="dxa" w:w="100"/>
             </w:tcMar>
             <w:vAlign w:val="center"/>
-          </w:tcPr>
-          <w:p>
-            <w:pPr>
-              <w:keepNext w:val="false"/>
-              <w:spacing w:after="0" w:line="276"/>
+            <w:tcBorders>
+              <w:top w:val="single" w:sz="4" w:color="D9D9D9"/>
+              <w:left w:val="single" w:sz="4" w:color="D9D9D9"/>
+              <w:bottom w:val="single" w:sz="4" w:color="D9D9D9"/>
+              <w:right w:val="single" w:sz="4" w:color="D9D9D9"/>
+            </w:tcBorders>
+          </w:tcPr>
+          <w:p>
+            <w:pPr>
+              <w:keepNext w:val="false"/>
+              <w:spacing w:after="30" w:line="276"/>
             </w:pPr>
           </w:p>
         </w:tc>
@@ -1415,11 +1730,17 @@
               <w:right w:type="dxa" w:w="100"/>
             </w:tcMar>
             <w:vAlign w:val="center"/>
-          </w:tcPr>
-          <w:p>
-            <w:pPr>
-              <w:keepNext w:val="false"/>
-              <w:spacing w:after="0" w:line="276"/>
+            <w:tcBorders>
+              <w:top w:val="single" w:sz="4" w:color="D9D9D9"/>
+              <w:left w:val="single" w:sz="4" w:color="D9D9D9"/>
+              <w:bottom w:val="single" w:sz="4" w:color="D9D9D9"/>
+              <w:right w:val="single" w:sz="4" w:color="D9D9D9"/>
+            </w:tcBorders>
+          </w:tcPr>
+          <w:p>
+            <w:pPr>
+              <w:keepNext w:val="false"/>
+              <w:spacing w:after="30" w:line="276"/>
             </w:pPr>
           </w:p>
         </w:tc>
@@ -1428,13 +1749,14 @@
     <w:p>
       <w:pPr>
         <w:keepNext/>
-        <w:spacing w:after="100" w:line="276"/>
+        <w:spacing w:after="60" w:line="276"/>
       </w:pPr>
       <w:r>
         <w:rPr>
           <w:rFonts w:ascii="Times New Roman" w:cs="Times New Roman" w:eastAsia="Times New Roman" w:hAnsi="Times New Roman"/>
           <w:b/>
           <w:bCs/>
+          <w:color w:val="262F37"/>
           <w:sz w:val="21"/>
           <w:szCs w:val="21"/>
         </w:rPr>
@@ -1443,11 +1765,12 @@
     </w:p>
     <w:p>
       <w:pPr>
-        <w:spacing w:after="70" w:line="276"/>
+        <w:spacing w:after="60" w:line="276"/>
       </w:pPr>
       <w:r>
         <w:rPr>
           <w:rFonts w:ascii="Times New Roman" w:cs="Times New Roman" w:eastAsia="Times New Roman" w:hAnsi="Times New Roman"/>
+          <w:color w:val="262F37"/>
           <w:sz w:val="21"/>
           <w:szCs w:val="21"/>
         </w:rPr>
@@ -1460,7 +1783,7 @@
           <w:bCs/>
           <w:i w:val="false"/>
           <w:iCs w:val="false"/>
-          <w:color w:val="000000"/>
+          <w:color w:val="262F37"/>
           <w:sz w:val="21"/>
           <w:szCs w:val="21"/>
         </w:rPr>
@@ -1469,6 +1792,7 @@
       <w:r>
         <w:rPr>
           <w:rFonts w:ascii="Times New Roman" w:cs="Times New Roman" w:eastAsia="Times New Roman" w:hAnsi="Times New Roman"/>
+          <w:color w:val="262F37"/>
           <w:sz w:val="21"/>
           <w:szCs w:val="21"/>
         </w:rPr>
@@ -1481,7 +1805,7 @@
           <w:bCs/>
           <w:i w:val="false"/>
           <w:iCs w:val="false"/>
-          <w:color w:val="000000"/>
+          <w:color w:val="262F37"/>
           <w:sz w:val="21"/>
           <w:szCs w:val="21"/>
         </w:rPr>
@@ -1490,11 +1814,12 @@
     </w:p>
     <w:p>
       <w:pPr>
-        <w:spacing w:after="70" w:line="276"/>
+        <w:spacing w:after="60" w:line="276"/>
       </w:pPr>
       <w:r>
         <w:rPr>
           <w:rFonts w:ascii="Times New Roman" w:cs="Times New Roman" w:eastAsia="Times New Roman" w:hAnsi="Times New Roman"/>
+          <w:color w:val="262F37"/>
           <w:sz w:val="21"/>
           <w:szCs w:val="21"/>
         </w:rPr>
@@ -1507,7 +1832,7 @@
           <w:bCs/>
           <w:i w:val="false"/>
           <w:iCs w:val="false"/>
-          <w:color w:val="000000"/>
+          <w:color w:val="262F37"/>
           <w:sz w:val="21"/>
           <w:szCs w:val="21"/>
         </w:rPr>
@@ -1516,11 +1841,12 @@
     </w:p>
     <w:p>
       <w:pPr>
-        <w:spacing w:after="70" w:line="276"/>
+        <w:spacing w:after="60" w:line="276"/>
       </w:pPr>
       <w:r>
         <w:rPr>
           <w:rFonts w:ascii="Times New Roman" w:cs="Times New Roman" w:eastAsia="Times New Roman" w:hAnsi="Times New Roman"/>
+          <w:color w:val="262F37"/>
           <w:sz w:val="21"/>
           <w:szCs w:val="21"/>
         </w:rPr>
@@ -1533,7 +1859,7 @@
           <w:bCs/>
           <w:i w:val="false"/>
           <w:iCs w:val="false"/>
-          <w:color w:val="000000"/>
+          <w:color w:val="262F37"/>
           <w:sz w:val="21"/>
           <w:szCs w:val="21"/>
         </w:rPr>
@@ -1542,6 +1868,7 @@
       <w:r>
         <w:rPr>
           <w:rFonts w:ascii="Times New Roman" w:cs="Times New Roman" w:eastAsia="Times New Roman" w:hAnsi="Times New Roman"/>
+          <w:color w:val="262F37"/>
           <w:sz w:val="21"/>
           <w:szCs w:val="21"/>
         </w:rPr>
@@ -1554,7 +1881,7 @@
           <w:bCs/>
           <w:i w:val="false"/>
           <w:iCs w:val="false"/>
-          <w:color w:val="000000"/>
+          <w:color w:val="262F37"/>
           <w:sz w:val="21"/>
           <w:szCs w:val="21"/>
         </w:rPr>
@@ -1563,11 +1890,12 @@
     </w:p>
     <w:p>
       <w:pPr>
-        <w:spacing w:after="70" w:line="276"/>
+        <w:spacing w:after="60" w:line="276"/>
       </w:pPr>
       <w:r>
         <w:rPr>
           <w:rFonts w:ascii="Times New Roman" w:cs="Times New Roman" w:eastAsia="Times New Roman" w:hAnsi="Times New Roman"/>
+          <w:color w:val="262F37"/>
           <w:sz w:val="21"/>
           <w:szCs w:val="21"/>
         </w:rPr>
@@ -1580,7 +1908,7 @@
           <w:bCs/>
           <w:i w:val="false"/>
           <w:iCs w:val="false"/>
-          <w:color w:val="000000"/>
+          <w:color w:val="262F37"/>
           <w:sz w:val="21"/>
           <w:szCs w:val="21"/>
         </w:rPr>
@@ -1589,11 +1917,12 @@
     </w:p>
     <w:p>
       <w:pPr>
-        <w:spacing w:after="70" w:line="276"/>
+        <w:spacing w:after="60" w:line="276"/>
       </w:pPr>
       <w:r>
         <w:rPr>
           <w:rFonts w:ascii="Times New Roman" w:cs="Times New Roman" w:eastAsia="Times New Roman" w:hAnsi="Times New Roman"/>
+          <w:color w:val="262F37"/>
           <w:sz w:val="21"/>
           <w:szCs w:val="21"/>
         </w:rPr>
@@ -1606,7 +1935,7 @@
           <w:bCs/>
           <w:i w:val="false"/>
           <w:iCs w:val="false"/>
-          <w:color w:val="000000"/>
+          <w:color w:val="262F37"/>
           <w:sz w:val="21"/>
           <w:szCs w:val="21"/>
         </w:rPr>
@@ -1615,13 +1944,13 @@
     </w:p>
     <w:p>
       <w:pPr>
-        <w:spacing w:after="120" w:line="276"/>
+        <w:spacing w:after="60" w:line="276"/>
       </w:pPr>
       <w:r>
         <w:rPr>
           <w:rFonts w:ascii="Times New Roman" w:cs="Times New Roman" w:eastAsia="Times New Roman" w:hAnsi="Times New Roman"/>
-          <w:color w:val="595959"/>
-          <w:sz w:val="19"/>
+          <w:color w:val="262F37"/>
+          <w:sz w:val="21"/>
           <w:szCs w:val="19"/>
         </w:rPr>
         <w:t xml:space="preserve">Подпись получателя подтверждает получение перечисленных документов и не удостоверяет приёмку выполненных работ, их объём, качество или сумму задолженности.</w:t>
@@ -1629,13 +1958,13 @@
     </w:p>
     <w:p>
       <w:pPr>
-        <w:spacing w:after="120" w:line="276"/>
+        <w:spacing w:after="60" w:line="276"/>
       </w:pPr>
       <w:r>
         <w:rPr>
           <w:rFonts w:ascii="Times New Roman" w:cs="Times New Roman" w:eastAsia="Times New Roman" w:hAnsi="Times New Roman"/>
-          <w:color w:val="595959"/>
-          <w:sz w:val="19"/>
+          <w:color w:val="262F37"/>
+          <w:sz w:val="21"/>
           <w:szCs w:val="19"/>
         </w:rPr>
         <w:t xml:space="preserve">Укажите бумажный или электронный формат и фактический состав. Способ передачи сверьте с договором; событие внесите в 08-reestr-peredachi.xlsx.</w:t>
@@ -1644,14 +1973,15 @@
     <w:p>
       <w:pPr>
         <w:keepNext/>
-        <w:spacing w:after="100" w:line="276"/>
+        <w:spacing w:after="80" w:line="276" w:before="160"/>
       </w:pPr>
       <w:r>
         <w:rPr>
           <w:rFonts w:ascii="Times New Roman" w:cs="Times New Roman" w:eastAsia="Times New Roman" w:hAnsi="Times New Roman"/>
           <w:b/>
           <w:bCs/>
-          <w:sz w:val="21"/>
+          <w:color w:val="8E6F32"/>
+          <w:sz w:val="24"/>
           <w:szCs w:val="21"/>
         </w:rPr>
         <w:t xml:space="preserve">Подписи сторон</w:t>
@@ -1682,26 +2012,33 @@
         <w:tc>
           <w:tcPr>
             <w:tcW w:type="dxa" w:w="4680"/>
-            <w:shd w:fill="EDEDED" w:val="clear"/>
-            <w:tcMar>
-              <w:top w:type="dxa" w:w="60"/>
-              <w:left w:type="dxa" w:w="100"/>
-              <w:bottom w:type="dxa" w:w="60"/>
-              <w:right w:type="dxa" w:w="100"/>
-            </w:tcMar>
-            <w:vAlign w:val="center"/>
+            <w:shd w:fill="F2EFE9" w:val="clear"/>
+            <w:tcMar>
+              <w:top w:type="dxa" w:w="60"/>
+              <w:left w:type="dxa" w:w="100"/>
+              <w:bottom w:type="dxa" w:w="60"/>
+              <w:right w:type="dxa" w:w="100"/>
+            </w:tcMar>
+            <w:vAlign w:val="center"/>
+            <w:tcBorders>
+              <w:top w:val="single" w:sz="4" w:color="D9D9D9"/>
+              <w:left w:val="single" w:sz="4" w:color="D9D9D9"/>
+              <w:bottom w:val="single" w:sz="4" w:color="D9D9D9"/>
+              <w:right w:val="single" w:sz="4" w:color="D9D9D9"/>
+            </w:tcBorders>
           </w:tcPr>
           <w:p>
             <w:pPr>
               <w:keepNext/>
-              <w:spacing w:after="0" w:line="276"/>
+              <w:spacing w:after="30" w:line="276"/>
             </w:pPr>
             <w:r>
               <w:rPr>
                 <w:rFonts w:ascii="Times New Roman" w:cs="Times New Roman" w:eastAsia="Times New Roman" w:hAnsi="Times New Roman"/>
                 <w:b/>
                 <w:bCs/>
-                <w:sz w:val="20"/>
+                <w:color w:val="262F37"/>
+                <w:sz w:val="19"/>
                 <w:szCs w:val="20"/>
               </w:rPr>
               <w:t xml:space="preserve">Передал Подрядчик</w:t>
@@ -1711,26 +2048,33 @@
         <w:tc>
           <w:tcPr>
             <w:tcW w:type="dxa" w:w="4680"/>
-            <w:shd w:fill="EDEDED" w:val="clear"/>
-            <w:tcMar>
-              <w:top w:type="dxa" w:w="60"/>
-              <w:left w:type="dxa" w:w="100"/>
-              <w:bottom w:type="dxa" w:w="60"/>
-              <w:right w:type="dxa" w:w="100"/>
-            </w:tcMar>
-            <w:vAlign w:val="center"/>
+            <w:shd w:fill="F2EFE9" w:val="clear"/>
+            <w:tcMar>
+              <w:top w:type="dxa" w:w="60"/>
+              <w:left w:type="dxa" w:w="100"/>
+              <w:bottom w:type="dxa" w:w="60"/>
+              <w:right w:type="dxa" w:w="100"/>
+            </w:tcMar>
+            <w:vAlign w:val="center"/>
+            <w:tcBorders>
+              <w:top w:val="single" w:sz="4" w:color="D9D9D9"/>
+              <w:left w:val="single" w:sz="4" w:color="D9D9D9"/>
+              <w:bottom w:val="single" w:sz="4" w:color="D9D9D9"/>
+              <w:right w:val="single" w:sz="4" w:color="D9D9D9"/>
+            </w:tcBorders>
           </w:tcPr>
           <w:p>
             <w:pPr>
               <w:keepNext/>
-              <w:spacing w:after="0" w:line="276"/>
+              <w:spacing w:after="30" w:line="276"/>
             </w:pPr>
             <w:r>
               <w:rPr>
                 <w:rFonts w:ascii="Times New Roman" w:cs="Times New Roman" w:eastAsia="Times New Roman" w:hAnsi="Times New Roman"/>
                 <w:b/>
                 <w:bCs/>
-                <w:sz w:val="20"/>
+                <w:color w:val="262F37"/>
+                <w:sz w:val="19"/>
                 <w:szCs w:val="20"/>
               </w:rPr>
               <w:t xml:space="preserve">Получил Заказчик</w:t>
@@ -1753,18 +2097,26 @@
               <w:right w:type="dxa" w:w="100"/>
             </w:tcMar>
             <w:vAlign w:val="center"/>
+            <w:tcBorders>
+              <w:top w:val="single" w:sz="4" w:color="D9D9D9"/>
+              <w:left w:val="single" w:sz="4" w:color="D9D9D9"/>
+              <w:bottom w:val="single" w:sz="4" w:color="D9D9D9"/>
+              <w:right w:val="single" w:sz="4" w:color="D9D9D9"/>
+            </w:tcBorders>
+            <w:shd w:fill="F2EFE9"/>
           </w:tcPr>
           <w:p>
             <w:pPr>
               <w:keepNext/>
-              <w:spacing w:after="0" w:line="276"/>
+              <w:spacing w:after="30" w:line="276"/>
             </w:pPr>
             <w:r>
               <w:rPr>
                 <w:rFonts w:ascii="Times New Roman" w:cs="Times New Roman" w:eastAsia="Times New Roman" w:hAnsi="Times New Roman"/>
                 <w:b w:val="false"/>
                 <w:bCs w:val="false"/>
-                <w:sz w:val="20"/>
+                <w:color w:val="262F37"/>
+                <w:sz w:val="19"/>
                 <w:szCs w:val="20"/>
               </w:rPr>
               <w:t xml:space="preserve">Должность </w:t>
@@ -1776,8 +2128,8 @@
                 <w:bCs/>
                 <w:i w:val="false"/>
                 <w:iCs w:val="false"/>
-                <w:color w:val="000000"/>
-                <w:sz w:val="20"/>
+                <w:color w:val="262F37"/>
+                <w:sz w:val="19"/>
                 <w:szCs w:val="20"/>
               </w:rPr>
               <w:t xml:space="preserve">{{ДОЛЖНОСТЬ_ПОДРЯДЧИКА}}</w:t>
@@ -1794,18 +2146,25 @@
               <w:right w:type="dxa" w:w="100"/>
             </w:tcMar>
             <w:vAlign w:val="center"/>
+            <w:tcBorders>
+              <w:top w:val="single" w:sz="4" w:color="D9D9D9"/>
+              <w:left w:val="single" w:sz="4" w:color="D9D9D9"/>
+              <w:bottom w:val="single" w:sz="4" w:color="D9D9D9"/>
+              <w:right w:val="single" w:sz="4" w:color="D9D9D9"/>
+            </w:tcBorders>
           </w:tcPr>
           <w:p>
             <w:pPr>
               <w:keepNext/>
-              <w:spacing w:after="0" w:line="276"/>
+              <w:spacing w:after="30" w:line="276"/>
             </w:pPr>
             <w:r>
               <w:rPr>
                 <w:rFonts w:ascii="Times New Roman" w:cs="Times New Roman" w:eastAsia="Times New Roman" w:hAnsi="Times New Roman"/>
                 <w:b w:val="false"/>
                 <w:bCs w:val="false"/>
-                <w:sz w:val="20"/>
+                <w:color w:val="262F37"/>
+                <w:sz w:val="19"/>
                 <w:szCs w:val="20"/>
               </w:rPr>
               <w:t xml:space="preserve">Должность </w:t>
@@ -1817,8 +2176,8 @@
                 <w:bCs/>
                 <w:i w:val="false"/>
                 <w:iCs w:val="false"/>
-                <w:color w:val="000000"/>
-                <w:sz w:val="20"/>
+                <w:color w:val="262F37"/>
+                <w:sz w:val="19"/>
                 <w:szCs w:val="20"/>
               </w:rPr>
               <w:t xml:space="preserve">{{ДОЛЖНОСТЬ_ЗАКАЗЧИКА}}</w:t>
@@ -1841,18 +2200,26 @@
               <w:right w:type="dxa" w:w="100"/>
             </w:tcMar>
             <w:vAlign w:val="center"/>
+            <w:tcBorders>
+              <w:top w:val="single" w:sz="4" w:color="D9D9D9"/>
+              <w:left w:val="single" w:sz="4" w:color="D9D9D9"/>
+              <w:bottom w:val="single" w:sz="4" w:color="D9D9D9"/>
+              <w:right w:val="single" w:sz="4" w:color="D9D9D9"/>
+            </w:tcBorders>
+            <w:shd w:fill="F2EFE9"/>
           </w:tcPr>
           <w:p>
             <w:pPr>
               <w:keepNext/>
-              <w:spacing w:after="0" w:line="276"/>
+              <w:spacing w:after="30" w:line="276"/>
             </w:pPr>
             <w:r>
               <w:rPr>
                 <w:rFonts w:ascii="Times New Roman" w:cs="Times New Roman" w:eastAsia="Times New Roman" w:hAnsi="Times New Roman"/>
                 <w:b w:val="false"/>
                 <w:bCs w:val="false"/>
-                <w:sz w:val="20"/>
+                <w:color w:val="262F37"/>
+                <w:sz w:val="19"/>
                 <w:szCs w:val="20"/>
               </w:rPr>
               <w:t xml:space="preserve">Основание полномочий </w:t>
@@ -1864,8 +2231,8 @@
                 <w:bCs/>
                 <w:i w:val="false"/>
                 <w:iCs w:val="false"/>
-                <w:color w:val="000000"/>
-                <w:sz w:val="20"/>
+                <w:color w:val="262F37"/>
+                <w:sz w:val="19"/>
                 <w:szCs w:val="20"/>
               </w:rPr>
               <w:t xml:space="preserve">{{ПОЛНОМОЧИЯ_ПОДРЯДЧИКА}}</w:t>
@@ -1882,18 +2249,25 @@
               <w:right w:type="dxa" w:w="100"/>
             </w:tcMar>
             <w:vAlign w:val="center"/>
+            <w:tcBorders>
+              <w:top w:val="single" w:sz="4" w:color="D9D9D9"/>
+              <w:left w:val="single" w:sz="4" w:color="D9D9D9"/>
+              <w:bottom w:val="single" w:sz="4" w:color="D9D9D9"/>
+              <w:right w:val="single" w:sz="4" w:color="D9D9D9"/>
+            </w:tcBorders>
           </w:tcPr>
           <w:p>
             <w:pPr>
               <w:keepNext/>
-              <w:spacing w:after="0" w:line="276"/>
+              <w:spacing w:after="30" w:line="276"/>
             </w:pPr>
             <w:r>
               <w:rPr>
                 <w:rFonts w:ascii="Times New Roman" w:cs="Times New Roman" w:eastAsia="Times New Roman" w:hAnsi="Times New Roman"/>
                 <w:b w:val="false"/>
                 <w:bCs w:val="false"/>
-                <w:sz w:val="20"/>
+                <w:color w:val="262F37"/>
+                <w:sz w:val="19"/>
                 <w:szCs w:val="20"/>
               </w:rPr>
               <w:t xml:space="preserve">Основание полномочий </w:t>
@@ -1905,8 +2279,8 @@
                 <w:bCs/>
                 <w:i w:val="false"/>
                 <w:iCs w:val="false"/>
-                <w:color w:val="000000"/>
-                <w:sz w:val="20"/>
+                <w:color w:val="262F37"/>
+                <w:sz w:val="19"/>
                 <w:szCs w:val="20"/>
               </w:rPr>
               <w:t xml:space="preserve">{{ПОЛНОМОЧИЯ_ЗАКАЗЧИКА}}</w:t>
@@ -1929,18 +2303,26 @@
               <w:right w:type="dxa" w:w="100"/>
             </w:tcMar>
             <w:vAlign w:val="center"/>
+            <w:tcBorders>
+              <w:top w:val="single" w:sz="4" w:color="D9D9D9"/>
+              <w:left w:val="single" w:sz="4" w:color="D9D9D9"/>
+              <w:bottom w:val="single" w:sz="4" w:color="D9D9D9"/>
+              <w:right w:val="single" w:sz="4" w:color="D9D9D9"/>
+            </w:tcBorders>
+            <w:shd w:fill="F2EFE9"/>
           </w:tcPr>
           <w:p>
             <w:pPr>
               <w:keepNext/>
-              <w:spacing w:after="0" w:line="276"/>
+              <w:spacing w:after="30" w:line="276"/>
             </w:pPr>
             <w:r>
               <w:rPr>
                 <w:rFonts w:ascii="Times New Roman" w:cs="Times New Roman" w:eastAsia="Times New Roman" w:hAnsi="Times New Roman"/>
                 <w:b w:val="false"/>
                 <w:bCs w:val="false"/>
-                <w:sz w:val="20"/>
+                <w:color w:val="262F37"/>
+                <w:sz w:val="19"/>
                 <w:szCs w:val="20"/>
               </w:rPr>
               <w:t xml:space="preserve">Подпись ____________________</w:t>
@@ -1957,18 +2339,25 @@
               <w:right w:type="dxa" w:w="100"/>
             </w:tcMar>
             <w:vAlign w:val="center"/>
+            <w:tcBorders>
+              <w:top w:val="single" w:sz="4" w:color="D9D9D9"/>
+              <w:left w:val="single" w:sz="4" w:color="D9D9D9"/>
+              <w:bottom w:val="single" w:sz="4" w:color="D9D9D9"/>
+              <w:right w:val="single" w:sz="4" w:color="D9D9D9"/>
+            </w:tcBorders>
           </w:tcPr>
           <w:p>
             <w:pPr>
               <w:keepNext/>
-              <w:spacing w:after="0" w:line="276"/>
+              <w:spacing w:after="30" w:line="276"/>
             </w:pPr>
             <w:r>
               <w:rPr>
                 <w:rFonts w:ascii="Times New Roman" w:cs="Times New Roman" w:eastAsia="Times New Roman" w:hAnsi="Times New Roman"/>
                 <w:b w:val="false"/>
                 <w:bCs w:val="false"/>
-                <w:sz w:val="20"/>
+                <w:color w:val="262F37"/>
+                <w:sz w:val="19"/>
                 <w:szCs w:val="20"/>
               </w:rPr>
               <w:t xml:space="preserve">Подпись ____________________</w:t>
@@ -1991,18 +2380,26 @@
               <w:right w:type="dxa" w:w="100"/>
             </w:tcMar>
             <w:vAlign w:val="center"/>
+            <w:tcBorders>
+              <w:top w:val="single" w:sz="4" w:color="D9D9D9"/>
+              <w:left w:val="single" w:sz="4" w:color="D9D9D9"/>
+              <w:bottom w:val="single" w:sz="4" w:color="D9D9D9"/>
+              <w:right w:val="single" w:sz="4" w:color="D9D9D9"/>
+            </w:tcBorders>
+            <w:shd w:fill="F2EFE9"/>
           </w:tcPr>
           <w:p>
             <w:pPr>
               <w:keepNext/>
-              <w:spacing w:after="0" w:line="276"/>
+              <w:spacing w:after="30" w:line="276"/>
             </w:pPr>
             <w:r>
               <w:rPr>
                 <w:rFonts w:ascii="Times New Roman" w:cs="Times New Roman" w:eastAsia="Times New Roman" w:hAnsi="Times New Roman"/>
                 <w:b w:val="false"/>
                 <w:bCs w:val="false"/>
-                <w:sz w:val="20"/>
+                <w:color w:val="262F37"/>
+                <w:sz w:val="19"/>
                 <w:szCs w:val="20"/>
               </w:rPr>
               <w:t xml:space="preserve">Расшифровка </w:t>
@@ -2014,8 +2411,8 @@
                 <w:bCs/>
                 <w:i w:val="false"/>
                 <w:iCs w:val="false"/>
-                <w:color w:val="000000"/>
-                <w:sz w:val="20"/>
+                <w:color w:val="262F37"/>
+                <w:sz w:val="19"/>
                 <w:szCs w:val="20"/>
               </w:rPr>
               <w:t xml:space="preserve">{{ФИО_ПОДРЯДЧИКА}}</w:t>
@@ -2032,18 +2429,25 @@
               <w:right w:type="dxa" w:w="100"/>
             </w:tcMar>
             <w:vAlign w:val="center"/>
+            <w:tcBorders>
+              <w:top w:val="single" w:sz="4" w:color="D9D9D9"/>
+              <w:left w:val="single" w:sz="4" w:color="D9D9D9"/>
+              <w:bottom w:val="single" w:sz="4" w:color="D9D9D9"/>
+              <w:right w:val="single" w:sz="4" w:color="D9D9D9"/>
+            </w:tcBorders>
           </w:tcPr>
           <w:p>
             <w:pPr>
               <w:keepNext/>
-              <w:spacing w:after="0" w:line="276"/>
+              <w:spacing w:after="30" w:line="276"/>
             </w:pPr>
             <w:r>
               <w:rPr>
                 <w:rFonts w:ascii="Times New Roman" w:cs="Times New Roman" w:eastAsia="Times New Roman" w:hAnsi="Times New Roman"/>
                 <w:b w:val="false"/>
                 <w:bCs w:val="false"/>
-                <w:sz w:val="20"/>
+                <w:color w:val="262F37"/>
+                <w:sz w:val="19"/>
                 <w:szCs w:val="20"/>
               </w:rPr>
               <w:t xml:space="preserve">Расшифровка </w:t>
@@ -2055,8 +2459,8 @@
                 <w:bCs/>
                 <w:i w:val="false"/>
                 <w:iCs w:val="false"/>
-                <w:color w:val="000000"/>
-                <w:sz w:val="20"/>
+                <w:color w:val="262F37"/>
+                <w:sz w:val="19"/>
                 <w:szCs w:val="20"/>
               </w:rPr>
               <w:t xml:space="preserve">{{ФИО_ЗАКАЗЧИКА}}</w:t>
@@ -2079,18 +2483,26 @@
               <w:right w:type="dxa" w:w="100"/>
             </w:tcMar>
             <w:vAlign w:val="center"/>
-          </w:tcPr>
-          <w:p>
-            <w:pPr>
-              <w:keepNext w:val="false"/>
-              <w:spacing w:after="0" w:line="276"/>
+            <w:tcBorders>
+              <w:top w:val="single" w:sz="4" w:color="D9D9D9"/>
+              <w:left w:val="single" w:sz="4" w:color="D9D9D9"/>
+              <w:bottom w:val="single" w:sz="4" w:color="D9D9D9"/>
+              <w:right w:val="single" w:sz="4" w:color="D9D9D9"/>
+            </w:tcBorders>
+            <w:shd w:fill="F2EFE9"/>
+          </w:tcPr>
+          <w:p>
+            <w:pPr>
+              <w:keepNext w:val="false"/>
+              <w:spacing w:after="30" w:line="276"/>
             </w:pPr>
             <w:r>
               <w:rPr>
                 <w:rFonts w:ascii="Times New Roman" w:cs="Times New Roman" w:eastAsia="Times New Roman" w:hAnsi="Times New Roman"/>
                 <w:b w:val="false"/>
                 <w:bCs w:val="false"/>
-                <w:sz w:val="20"/>
+                <w:color w:val="262F37"/>
+                <w:sz w:val="19"/>
                 <w:szCs w:val="20"/>
               </w:rPr>
               <w:t xml:space="preserve">Дата подписи </w:t>
@@ -2102,8 +2514,8 @@
                 <w:bCs/>
                 <w:i w:val="false"/>
                 <w:iCs w:val="false"/>
-                <w:color w:val="000000"/>
-                <w:sz w:val="20"/>
+                <w:color w:val="262F37"/>
+                <w:sz w:val="19"/>
                 <w:szCs w:val="20"/>
               </w:rPr>
               <w:t xml:space="preserve">{{ДАТА_ПОДПИСИ_ПОДРЯДЧИКА}}</w:t>
@@ -2120,18 +2532,25 @@
               <w:right w:type="dxa" w:w="100"/>
             </w:tcMar>
             <w:vAlign w:val="center"/>
-          </w:tcPr>
-          <w:p>
-            <w:pPr>
-              <w:keepNext w:val="false"/>
-              <w:spacing w:after="0" w:line="276"/>
+            <w:tcBorders>
+              <w:top w:val="single" w:sz="4" w:color="D9D9D9"/>
+              <w:left w:val="single" w:sz="4" w:color="D9D9D9"/>
+              <w:bottom w:val="single" w:sz="4" w:color="D9D9D9"/>
+              <w:right w:val="single" w:sz="4" w:color="D9D9D9"/>
+            </w:tcBorders>
+          </w:tcPr>
+          <w:p>
+            <w:pPr>
+              <w:keepNext w:val="false"/>
+              <w:spacing w:after="30" w:line="276"/>
             </w:pPr>
             <w:r>
               <w:rPr>
                 <w:rFonts w:ascii="Times New Roman" w:cs="Times New Roman" w:eastAsia="Times New Roman" w:hAnsi="Times New Roman"/>
                 <w:b w:val="false"/>
                 <w:bCs w:val="false"/>
-                <w:sz w:val="20"/>
+                <w:color w:val="262F37"/>
+                <w:sz w:val="19"/>
                 <w:szCs w:val="20"/>
               </w:rPr>
               <w:t xml:space="preserve">Дата подписи </w:t>
@@ -2143,8 +2562,8 @@
                 <w:bCs/>
                 <w:i w:val="false"/>
                 <w:iCs w:val="false"/>
-                <w:color w:val="000000"/>
-                <w:sz w:val="20"/>
+                <w:color w:val="262F37"/>
+                <w:sz w:val="19"/>
                 <w:szCs w:val="20"/>
               </w:rPr>
               <w:t xml:space="preserve">{{ДАТА_ПОДПИСИ_ЗАКАЗЧИКА}}</w:t>
@@ -2155,7 +2574,7 @@
     </w:tbl>
     <w:sectPr>
       <w:pgSz w:w="11906" w:h="16838" w:orient="portrait"/>
-      <w:pgMar w:top="1133" w:right="850" w:bottom="1133" w:left="1417" w:header="708" w:footer="708" w:gutter="0"/>
+      <w:pgMar w:top="964" w:right="1020" w:bottom="964" w:left="1020" w:header="708" w:footer="708" w:gutter="0"/>
       <w:pgNumType/>
       <w:docGrid w:linePitch="360"/>
     </w:sectPr>
@@ -2359,6 +2778,14 @@
   <w:style w:type="paragraph" w:styleId="Normal" w:default="1">
     <w:name w:val="Normal"/>
     <w:qFormat/>
+    <w:pPr>
+      <w:spacing w:after="70"/>
+    </w:pPr>
+    <w:rPr>
+      <w:rFonts w:ascii="Times New Roman" w:hAnsi="Times New Roman"/>
+      <w:color w:val="262F37"/>
+      <w:sz w:val="21"/>
+    </w:rPr>
   </w:style>
   <w:style w:type="table" w:styleId="TableNormal" w:default="true">
     <w:name w:val="Normal Table"/>
@@ -2380,8 +2807,14 @@
     <w:basedOn w:val="Normal"/>
     <w:next w:val="Normal"/>
     <w:qFormat/>
+    <w:pPr>
+      <w:spacing w:after="180"/>
+    </w:pPr>
     <w:rPr>
-      <w:sz w:val="56"/>
+      <w:rFonts w:ascii="Times New Roman" w:hAnsi="Times New Roman"/>
+      <w:b/>
+      <w:color w:val="000000"/>
+      <w:sz w:val="34"/>
       <w:szCs w:val="56"/>
     </w:rPr>
   </w:style>

--- a/products-storage/01-zakrytie-rabot/05-peredatochnyy-akt.docx
+++ b/products-storage/01-zakrytie-rabot/05-peredatochnyy-akt.docx
@@ -10,10 +10,10 @@
       </w:pPr>
       <w:r>
         <w:rPr>
-          <w:rFonts w:ascii="Times New Roman" w:cs="Times New Roman" w:eastAsia="Times New Roman" w:hAnsi="Times New Roman"/>
+          <w:rFonts w:ascii="Arial" w:cs="Times New Roman" w:eastAsia="Times New Roman" w:hAnsi="Arial"/>
           <w:b/>
           <w:bCs/>
-          <w:color w:val="000000"/>
+          <w:color w:val="AE8031"/>
           <w:sz w:val="34"/>
           <w:szCs w:val="30"/>
         </w:rPr>
@@ -26,7 +26,7 @@
       </w:pPr>
       <w:r>
         <w:rPr>
-          <w:rFonts w:ascii="Times New Roman" w:cs="Times New Roman" w:eastAsia="Times New Roman" w:hAnsi="Times New Roman"/>
+          <w:rFonts w:ascii="Arial" w:cs="Times New Roman" w:eastAsia="Times New Roman" w:hAnsi="Arial"/>
           <w:color w:val="262F37"/>
           <w:sz w:val="21"/>
           <w:szCs w:val="21"/>
@@ -35,7 +35,7 @@
       </w:r>
       <w:r>
         <w:rPr>
-          <w:rFonts w:ascii="Times New Roman" w:cs="Times New Roman" w:eastAsia="Times New Roman" w:hAnsi="Times New Roman"/>
+          <w:rFonts w:ascii="Arial" w:cs="Times New Roman" w:eastAsia="Times New Roman" w:hAnsi="Arial"/>
           <w:b/>
           <w:bCs/>
           <w:i w:val="false"/>
@@ -48,7 +48,7 @@
       </w:r>
       <w:r>
         <w:rPr>
-          <w:rFonts w:ascii="Times New Roman" w:cs="Times New Roman" w:eastAsia="Times New Roman" w:hAnsi="Times New Roman"/>
+          <w:rFonts w:ascii="Arial" w:cs="Times New Roman" w:eastAsia="Times New Roman" w:hAnsi="Arial"/>
           <w:color w:val="262F37"/>
           <w:sz w:val="21"/>
           <w:szCs w:val="21"/>
@@ -57,7 +57,7 @@
       </w:r>
       <w:r>
         <w:rPr>
-          <w:rFonts w:ascii="Times New Roman" w:cs="Times New Roman" w:eastAsia="Times New Roman" w:hAnsi="Times New Roman"/>
+          <w:rFonts w:ascii="Arial" w:cs="Times New Roman" w:eastAsia="Times New Roman" w:hAnsi="Arial"/>
           <w:b/>
           <w:bCs/>
           <w:i w:val="false"/>
@@ -75,7 +75,7 @@
       </w:pPr>
       <w:r>
         <w:rPr>
-          <w:rFonts w:ascii="Times New Roman" w:cs="Times New Roman" w:eastAsia="Times New Roman" w:hAnsi="Times New Roman"/>
+          <w:rFonts w:ascii="Arial" w:cs="Times New Roman" w:eastAsia="Times New Roman" w:hAnsi="Arial"/>
           <w:color w:val="262F37"/>
           <w:sz w:val="21"/>
           <w:szCs w:val="21"/>
@@ -84,7 +84,7 @@
       </w:r>
       <w:r>
         <w:rPr>
-          <w:rFonts w:ascii="Times New Roman" w:cs="Times New Roman" w:eastAsia="Times New Roman" w:hAnsi="Times New Roman"/>
+          <w:rFonts w:ascii="Arial" w:cs="Times New Roman" w:eastAsia="Times New Roman" w:hAnsi="Arial"/>
           <w:b/>
           <w:bCs/>
           <w:i w:val="false"/>
@@ -97,7 +97,7 @@
       </w:r>
       <w:r>
         <w:rPr>
-          <w:rFonts w:ascii="Times New Roman" w:cs="Times New Roman" w:eastAsia="Times New Roman" w:hAnsi="Times New Roman"/>
+          <w:rFonts w:ascii="Arial" w:cs="Times New Roman" w:eastAsia="Times New Roman" w:hAnsi="Arial"/>
           <w:color w:val="262F37"/>
           <w:sz w:val="21"/>
           <w:szCs w:val="21"/>
@@ -106,7 +106,7 @@
       </w:r>
       <w:r>
         <w:rPr>
-          <w:rFonts w:ascii="Times New Roman" w:cs="Times New Roman" w:eastAsia="Times New Roman" w:hAnsi="Times New Roman"/>
+          <w:rFonts w:ascii="Arial" w:cs="Times New Roman" w:eastAsia="Times New Roman" w:hAnsi="Arial"/>
           <w:b/>
           <w:bCs/>
           <w:i w:val="false"/>
@@ -124,7 +124,7 @@
       </w:pPr>
       <w:r>
         <w:rPr>
-          <w:rFonts w:ascii="Times New Roman" w:cs="Times New Roman" w:eastAsia="Times New Roman" w:hAnsi="Times New Roman"/>
+          <w:rFonts w:ascii="Arial" w:cs="Times New Roman" w:eastAsia="Times New Roman" w:hAnsi="Arial"/>
           <w:color w:val="262F37"/>
           <w:sz w:val="21"/>
           <w:szCs w:val="21"/>
@@ -133,7 +133,7 @@
       </w:r>
       <w:r>
         <w:rPr>
-          <w:rFonts w:ascii="Times New Roman" w:cs="Times New Roman" w:eastAsia="Times New Roman" w:hAnsi="Times New Roman"/>
+          <w:rFonts w:ascii="Arial" w:cs="Times New Roman" w:eastAsia="Times New Roman" w:hAnsi="Arial"/>
           <w:b/>
           <w:bCs/>
           <w:i w:val="false"/>
@@ -146,7 +146,7 @@
       </w:r>
       <w:r>
         <w:rPr>
-          <w:rFonts w:ascii="Times New Roman" w:cs="Times New Roman" w:eastAsia="Times New Roman" w:hAnsi="Times New Roman"/>
+          <w:rFonts w:ascii="Arial" w:cs="Times New Roman" w:eastAsia="Times New Roman" w:hAnsi="Arial"/>
           <w:color w:val="262F37"/>
           <w:sz w:val="21"/>
           <w:szCs w:val="21"/>
@@ -155,7 +155,7 @@
       </w:r>
       <w:r>
         <w:rPr>
-          <w:rFonts w:ascii="Times New Roman" w:cs="Times New Roman" w:eastAsia="Times New Roman" w:hAnsi="Times New Roman"/>
+          <w:rFonts w:ascii="Arial" w:cs="Times New Roman" w:eastAsia="Times New Roman" w:hAnsi="Arial"/>
           <w:b/>
           <w:bCs/>
           <w:i w:val="false"/>
@@ -173,7 +173,7 @@
       </w:pPr>
       <w:r>
         <w:rPr>
-          <w:rFonts w:ascii="Times New Roman" w:cs="Times New Roman" w:eastAsia="Times New Roman" w:hAnsi="Times New Roman"/>
+          <w:rFonts w:ascii="Arial" w:cs="Times New Roman" w:eastAsia="Times New Roman" w:hAnsi="Arial"/>
           <w:color w:val="262F37"/>
           <w:sz w:val="21"/>
           <w:szCs w:val="21"/>
@@ -182,7 +182,7 @@
       </w:r>
       <w:r>
         <w:rPr>
-          <w:rFonts w:ascii="Times New Roman" w:cs="Times New Roman" w:eastAsia="Times New Roman" w:hAnsi="Times New Roman"/>
+          <w:rFonts w:ascii="Arial" w:cs="Times New Roman" w:eastAsia="Times New Roman" w:hAnsi="Arial"/>
           <w:b/>
           <w:bCs/>
           <w:i w:val="false"/>
@@ -200,7 +200,7 @@
       </w:pPr>
       <w:r>
         <w:rPr>
-          <w:rFonts w:ascii="Times New Roman" w:cs="Times New Roman" w:eastAsia="Times New Roman" w:hAnsi="Times New Roman"/>
+          <w:rFonts w:ascii="Arial" w:cs="Times New Roman" w:eastAsia="Times New Roman" w:hAnsi="Arial"/>
           <w:color w:val="262F37"/>
           <w:sz w:val="21"/>
           <w:szCs w:val="21"/>
@@ -209,7 +209,7 @@
       </w:r>
       <w:r>
         <w:rPr>
-          <w:rFonts w:ascii="Times New Roman" w:cs="Times New Roman" w:eastAsia="Times New Roman" w:hAnsi="Times New Roman"/>
+          <w:rFonts w:ascii="Arial" w:cs="Times New Roman" w:eastAsia="Times New Roman" w:hAnsi="Arial"/>
           <w:b/>
           <w:bCs/>
           <w:i w:val="false"/>
@@ -222,7 +222,7 @@
       </w:r>
       <w:r>
         <w:rPr>
-          <w:rFonts w:ascii="Times New Roman" w:cs="Times New Roman" w:eastAsia="Times New Roman" w:hAnsi="Times New Roman"/>
+          <w:rFonts w:ascii="Arial" w:cs="Times New Roman" w:eastAsia="Times New Roman" w:hAnsi="Arial"/>
           <w:color w:val="262F37"/>
           <w:sz w:val="21"/>
           <w:szCs w:val="21"/>
@@ -231,7 +231,7 @@
       </w:r>
       <w:r>
         <w:rPr>
-          <w:rFonts w:ascii="Times New Roman" w:cs="Times New Roman" w:eastAsia="Times New Roman" w:hAnsi="Times New Roman"/>
+          <w:rFonts w:ascii="Arial" w:cs="Times New Roman" w:eastAsia="Times New Roman" w:hAnsi="Arial"/>
           <w:b/>
           <w:bCs/>
           <w:i w:val="false"/>
@@ -249,7 +249,7 @@
       </w:pPr>
       <w:r>
         <w:rPr>
-          <w:rFonts w:ascii="Times New Roman" w:cs="Times New Roman" w:eastAsia="Times New Roman" w:hAnsi="Times New Roman"/>
+          <w:rFonts w:ascii="Arial" w:cs="Times New Roman" w:eastAsia="Times New Roman" w:hAnsi="Arial"/>
           <w:color w:val="262F37"/>
           <w:sz w:val="21"/>
           <w:szCs w:val="21"/>
@@ -258,7 +258,7 @@
       </w:r>
       <w:r>
         <w:rPr>
-          <w:rFonts w:ascii="Times New Roman" w:cs="Times New Roman" w:eastAsia="Times New Roman" w:hAnsi="Times New Roman"/>
+          <w:rFonts w:ascii="Arial" w:cs="Times New Roman" w:eastAsia="Times New Roman" w:hAnsi="Arial"/>
           <w:b/>
           <w:bCs/>
           <w:i w:val="false"/>
@@ -271,7 +271,7 @@
       </w:r>
       <w:r>
         <w:rPr>
-          <w:rFonts w:ascii="Times New Roman" w:cs="Times New Roman" w:eastAsia="Times New Roman" w:hAnsi="Times New Roman"/>
+          <w:rFonts w:ascii="Arial" w:cs="Times New Roman" w:eastAsia="Times New Roman" w:hAnsi="Arial"/>
           <w:color w:val="262F37"/>
           <w:sz w:val="21"/>
           <w:szCs w:val="21"/>
@@ -280,7 +280,7 @@
       </w:r>
       <w:r>
         <w:rPr>
-          <w:rFonts w:ascii="Times New Roman" w:cs="Times New Roman" w:eastAsia="Times New Roman" w:hAnsi="Times New Roman"/>
+          <w:rFonts w:ascii="Arial" w:cs="Times New Roman" w:eastAsia="Times New Roman" w:hAnsi="Arial"/>
           <w:b/>
           <w:bCs/>
           <w:i w:val="false"/>
@@ -298,7 +298,7 @@
       </w:pPr>
       <w:r>
         <w:rPr>
-          <w:rFonts w:ascii="Times New Roman" w:cs="Times New Roman" w:eastAsia="Times New Roman" w:hAnsi="Times New Roman"/>
+          <w:rFonts w:ascii="Arial" w:cs="Times New Roman" w:eastAsia="Times New Roman" w:hAnsi="Arial"/>
           <w:color w:val="262F37"/>
           <w:sz w:val="21"/>
           <w:szCs w:val="19"/>
@@ -312,7 +312,7 @@
       </w:pPr>
       <w:r>
         <w:rPr>
-          <w:rFonts w:ascii="Times New Roman" w:cs="Times New Roman" w:eastAsia="Times New Roman" w:hAnsi="Times New Roman"/>
+          <w:rFonts w:ascii="Arial" w:cs="Times New Roman" w:eastAsia="Times New Roman" w:hAnsi="Arial"/>
           <w:color w:val="262F37"/>
           <w:sz w:val="21"/>
           <w:szCs w:val="21"/>
@@ -321,7 +321,7 @@
       </w:r>
       <w:r>
         <w:rPr>
-          <w:rFonts w:ascii="Times New Roman" w:cs="Times New Roman" w:eastAsia="Times New Roman" w:hAnsi="Times New Roman"/>
+          <w:rFonts w:ascii="Arial" w:cs="Times New Roman" w:eastAsia="Times New Roman" w:hAnsi="Arial"/>
           <w:b/>
           <w:bCs/>
           <w:i w:val="false"/>
@@ -334,7 +334,7 @@
       </w:r>
       <w:r>
         <w:rPr>
-          <w:rFonts w:ascii="Times New Roman" w:cs="Times New Roman" w:eastAsia="Times New Roman" w:hAnsi="Times New Roman"/>
+          <w:rFonts w:ascii="Arial" w:cs="Times New Roman" w:eastAsia="Times New Roman" w:hAnsi="Arial"/>
           <w:color w:val="262F37"/>
           <w:sz w:val="21"/>
           <w:szCs w:val="21"/>
@@ -343,7 +343,7 @@
       </w:r>
       <w:r>
         <w:rPr>
-          <w:rFonts w:ascii="Times New Roman" w:cs="Times New Roman" w:eastAsia="Times New Roman" w:hAnsi="Times New Roman"/>
+          <w:rFonts w:ascii="Arial" w:cs="Times New Roman" w:eastAsia="Times New Roman" w:hAnsi="Arial"/>
           <w:b/>
           <w:bCs/>
           <w:i w:val="false"/>
@@ -407,7 +407,7 @@
             </w:pPr>
             <w:r>
               <w:rPr>
-                <w:rFonts w:ascii="Times New Roman" w:cs="Times New Roman" w:eastAsia="Times New Roman" w:hAnsi="Times New Roman"/>
+                <w:rFonts w:ascii="Arial" w:cs="Times New Roman" w:eastAsia="Times New Roman" w:hAnsi="Arial"/>
                 <w:b/>
                 <w:bCs/>
                 <w:color w:val="262F37"/>
@@ -443,7 +443,7 @@
             </w:pPr>
             <w:r>
               <w:rPr>
-                <w:rFonts w:ascii="Times New Roman" w:cs="Times New Roman" w:eastAsia="Times New Roman" w:hAnsi="Times New Roman"/>
+                <w:rFonts w:ascii="Arial" w:cs="Times New Roman" w:eastAsia="Times New Roman" w:hAnsi="Arial"/>
                 <w:b/>
                 <w:bCs/>
                 <w:color w:val="262F37"/>
@@ -479,7 +479,7 @@
             </w:pPr>
             <w:r>
               <w:rPr>
-                <w:rFonts w:ascii="Times New Roman" w:cs="Times New Roman" w:eastAsia="Times New Roman" w:hAnsi="Times New Roman"/>
+                <w:rFonts w:ascii="Arial" w:cs="Times New Roman" w:eastAsia="Times New Roman" w:hAnsi="Arial"/>
                 <w:b/>
                 <w:bCs/>
                 <w:color w:val="262F37"/>
@@ -515,7 +515,7 @@
             </w:pPr>
             <w:r>
               <w:rPr>
-                <w:rFonts w:ascii="Times New Roman" w:cs="Times New Roman" w:eastAsia="Times New Roman" w:hAnsi="Times New Roman"/>
+                <w:rFonts w:ascii="Arial" w:cs="Times New Roman" w:eastAsia="Times New Roman" w:hAnsi="Arial"/>
                 <w:b/>
                 <w:bCs/>
                 <w:color w:val="262F37"/>
@@ -551,7 +551,7 @@
             </w:pPr>
             <w:r>
               <w:rPr>
-                <w:rFonts w:ascii="Times New Roman" w:cs="Times New Roman" w:eastAsia="Times New Roman" w:hAnsi="Times New Roman"/>
+                <w:rFonts w:ascii="Arial" w:cs="Times New Roman" w:eastAsia="Times New Roman" w:hAnsi="Arial"/>
                 <w:b/>
                 <w:bCs/>
                 <w:color w:val="262F37"/>
@@ -587,7 +587,7 @@
             </w:pPr>
             <w:r>
               <w:rPr>
-                <w:rFonts w:ascii="Times New Roman" w:cs="Times New Roman" w:eastAsia="Times New Roman" w:hAnsi="Times New Roman"/>
+                <w:rFonts w:ascii="Arial" w:cs="Times New Roman" w:eastAsia="Times New Roman" w:hAnsi="Arial"/>
                 <w:b/>
                 <w:bCs/>
                 <w:color w:val="262F37"/>
@@ -623,7 +623,7 @@
             </w:pPr>
             <w:r>
               <w:rPr>
-                <w:rFonts w:ascii="Times New Roman" w:cs="Times New Roman" w:eastAsia="Times New Roman" w:hAnsi="Times New Roman"/>
+                <w:rFonts w:ascii="Arial" w:cs="Times New Roman" w:eastAsia="Times New Roman" w:hAnsi="Arial"/>
                 <w:b/>
                 <w:bCs/>
                 <w:color w:val="262F37"/>
@@ -664,7 +664,7 @@
             </w:pPr>
             <w:r>
               <w:rPr>
-                <w:rFonts w:ascii="Times New Roman" w:cs="Times New Roman" w:eastAsia="Times New Roman" w:hAnsi="Times New Roman"/>
+                <w:rFonts w:ascii="Arial" w:cs="Times New Roman" w:eastAsia="Times New Roman" w:hAnsi="Arial"/>
                 <w:b w:val="false"/>
                 <w:bCs w:val="false"/>
                 <w:color w:val="262F37"/>
@@ -849,7 +849,7 @@
             </w:pPr>
             <w:r>
               <w:rPr>
-                <w:rFonts w:ascii="Times New Roman" w:cs="Times New Roman" w:eastAsia="Times New Roman" w:hAnsi="Times New Roman"/>
+                <w:rFonts w:ascii="Arial" w:cs="Times New Roman" w:eastAsia="Times New Roman" w:hAnsi="Arial"/>
                 <w:b w:val="false"/>
                 <w:bCs w:val="false"/>
                 <w:color w:val="262F37"/>
@@ -1034,7 +1034,7 @@
             </w:pPr>
             <w:r>
               <w:rPr>
-                <w:rFonts w:ascii="Times New Roman" w:cs="Times New Roman" w:eastAsia="Times New Roman" w:hAnsi="Times New Roman"/>
+                <w:rFonts w:ascii="Arial" w:cs="Times New Roman" w:eastAsia="Times New Roman" w:hAnsi="Arial"/>
                 <w:b w:val="false"/>
                 <w:bCs w:val="false"/>
                 <w:color w:val="262F37"/>
@@ -1219,7 +1219,7 @@
             </w:pPr>
             <w:r>
               <w:rPr>
-                <w:rFonts w:ascii="Times New Roman" w:cs="Times New Roman" w:eastAsia="Times New Roman" w:hAnsi="Times New Roman"/>
+                <w:rFonts w:ascii="Arial" w:cs="Times New Roman" w:eastAsia="Times New Roman" w:hAnsi="Arial"/>
                 <w:b w:val="false"/>
                 <w:bCs w:val="false"/>
                 <w:color w:val="262F37"/>
@@ -1404,7 +1404,7 @@
             </w:pPr>
             <w:r>
               <w:rPr>
-                <w:rFonts w:ascii="Times New Roman" w:cs="Times New Roman" w:eastAsia="Times New Roman" w:hAnsi="Times New Roman"/>
+                <w:rFonts w:ascii="Arial" w:cs="Times New Roman" w:eastAsia="Times New Roman" w:hAnsi="Arial"/>
                 <w:b w:val="false"/>
                 <w:bCs w:val="false"/>
                 <w:color w:val="262F37"/>
@@ -1589,7 +1589,7 @@
             </w:pPr>
             <w:r>
               <w:rPr>
-                <w:rFonts w:ascii="Times New Roman" w:cs="Times New Roman" w:eastAsia="Times New Roman" w:hAnsi="Times New Roman"/>
+                <w:rFonts w:ascii="Arial" w:cs="Times New Roman" w:eastAsia="Times New Roman" w:hAnsi="Arial"/>
                 <w:b w:val="false"/>
                 <w:bCs w:val="false"/>
                 <w:color w:val="262F37"/>
@@ -1753,7 +1753,7 @@
       </w:pPr>
       <w:r>
         <w:rPr>
-          <w:rFonts w:ascii="Times New Roman" w:cs="Times New Roman" w:eastAsia="Times New Roman" w:hAnsi="Times New Roman"/>
+          <w:rFonts w:ascii="Arial" w:cs="Times New Roman" w:eastAsia="Times New Roman" w:hAnsi="Arial"/>
           <w:b/>
           <w:bCs/>
           <w:color w:val="262F37"/>
@@ -1769,7 +1769,7 @@
       </w:pPr>
       <w:r>
         <w:rPr>
-          <w:rFonts w:ascii="Times New Roman" w:cs="Times New Roman" w:eastAsia="Times New Roman" w:hAnsi="Times New Roman"/>
+          <w:rFonts w:ascii="Arial" w:cs="Times New Roman" w:eastAsia="Times New Roman" w:hAnsi="Arial"/>
           <w:color w:val="262F37"/>
           <w:sz w:val="21"/>
           <w:szCs w:val="21"/>
@@ -1778,7 +1778,7 @@
       </w:r>
       <w:r>
         <w:rPr>
-          <w:rFonts w:ascii="Times New Roman" w:cs="Times New Roman" w:eastAsia="Times New Roman" w:hAnsi="Times New Roman"/>
+          <w:rFonts w:ascii="Arial" w:cs="Times New Roman" w:eastAsia="Times New Roman" w:hAnsi="Arial"/>
           <w:b/>
           <w:bCs/>
           <w:i w:val="false"/>
@@ -1791,7 +1791,7 @@
       </w:r>
       <w:r>
         <w:rPr>
-          <w:rFonts w:ascii="Times New Roman" w:cs="Times New Roman" w:eastAsia="Times New Roman" w:hAnsi="Times New Roman"/>
+          <w:rFonts w:ascii="Arial" w:cs="Times New Roman" w:eastAsia="Times New Roman" w:hAnsi="Arial"/>
           <w:color w:val="262F37"/>
           <w:sz w:val="21"/>
           <w:szCs w:val="21"/>
@@ -1800,7 +1800,7 @@
       </w:r>
       <w:r>
         <w:rPr>
-          <w:rFonts w:ascii="Times New Roman" w:cs="Times New Roman" w:eastAsia="Times New Roman" w:hAnsi="Times New Roman"/>
+          <w:rFonts w:ascii="Arial" w:cs="Times New Roman" w:eastAsia="Times New Roman" w:hAnsi="Arial"/>
           <w:b/>
           <w:bCs/>
           <w:i w:val="false"/>
@@ -1818,7 +1818,7 @@
       </w:pPr>
       <w:r>
         <w:rPr>
-          <w:rFonts w:ascii="Times New Roman" w:cs="Times New Roman" w:eastAsia="Times New Roman" w:hAnsi="Times New Roman"/>
+          <w:rFonts w:ascii="Arial" w:cs="Times New Roman" w:eastAsia="Times New Roman" w:hAnsi="Arial"/>
           <w:color w:val="262F37"/>
           <w:sz w:val="21"/>
           <w:szCs w:val="21"/>
@@ -1827,7 +1827,7 @@
       </w:r>
       <w:r>
         <w:rPr>
-          <w:rFonts w:ascii="Times New Roman" w:cs="Times New Roman" w:eastAsia="Times New Roman" w:hAnsi="Times New Roman"/>
+          <w:rFonts w:ascii="Arial" w:cs="Times New Roman" w:eastAsia="Times New Roman" w:hAnsi="Arial"/>
           <w:b/>
           <w:bCs/>
           <w:i w:val="false"/>
@@ -1845,7 +1845,7 @@
       </w:pPr>
       <w:r>
         <w:rPr>
-          <w:rFonts w:ascii="Times New Roman" w:cs="Times New Roman" w:eastAsia="Times New Roman" w:hAnsi="Times New Roman"/>
+          <w:rFonts w:ascii="Arial" w:cs="Times New Roman" w:eastAsia="Times New Roman" w:hAnsi="Arial"/>
           <w:color w:val="262F37"/>
           <w:sz w:val="21"/>
           <w:szCs w:val="21"/>
@@ -1854,7 +1854,7 @@
       </w:r>
       <w:r>
         <w:rPr>
-          <w:rFonts w:ascii="Times New Roman" w:cs="Times New Roman" w:eastAsia="Times New Roman" w:hAnsi="Times New Roman"/>
+          <w:rFonts w:ascii="Arial" w:cs="Times New Roman" w:eastAsia="Times New Roman" w:hAnsi="Arial"/>
           <w:b/>
           <w:bCs/>
           <w:i w:val="false"/>
@@ -1867,7 +1867,7 @@
       </w:r>
       <w:r>
         <w:rPr>
-          <w:rFonts w:ascii="Times New Roman" w:cs="Times New Roman" w:eastAsia="Times New Roman" w:hAnsi="Times New Roman"/>
+          <w:rFonts w:ascii="Arial" w:cs="Times New Roman" w:eastAsia="Times New Roman" w:hAnsi="Arial"/>
           <w:color w:val="262F37"/>
           <w:sz w:val="21"/>
           <w:szCs w:val="21"/>
@@ -1876,7 +1876,7 @@
       </w:r>
       <w:r>
         <w:rPr>
-          <w:rFonts w:ascii="Times New Roman" w:cs="Times New Roman" w:eastAsia="Times New Roman" w:hAnsi="Times New Roman"/>
+          <w:rFonts w:ascii="Arial" w:cs="Times New Roman" w:eastAsia="Times New Roman" w:hAnsi="Arial"/>
           <w:b/>
           <w:bCs/>
           <w:i w:val="false"/>
@@ -1894,7 +1894,7 @@
       </w:pPr>
       <w:r>
         <w:rPr>
-          <w:rFonts w:ascii="Times New Roman" w:cs="Times New Roman" w:eastAsia="Times New Roman" w:hAnsi="Times New Roman"/>
+          <w:rFonts w:ascii="Arial" w:cs="Times New Roman" w:eastAsia="Times New Roman" w:hAnsi="Arial"/>
           <w:color w:val="262F37"/>
           <w:sz w:val="21"/>
           <w:szCs w:val="21"/>
@@ -1903,7 +1903,7 @@
       </w:r>
       <w:r>
         <w:rPr>
-          <w:rFonts w:ascii="Times New Roman" w:cs="Times New Roman" w:eastAsia="Times New Roman" w:hAnsi="Times New Roman"/>
+          <w:rFonts w:ascii="Arial" w:cs="Times New Roman" w:eastAsia="Times New Roman" w:hAnsi="Arial"/>
           <w:b/>
           <w:bCs/>
           <w:i w:val="false"/>
@@ -1921,7 +1921,7 @@
       </w:pPr>
       <w:r>
         <w:rPr>
-          <w:rFonts w:ascii="Times New Roman" w:cs="Times New Roman" w:eastAsia="Times New Roman" w:hAnsi="Times New Roman"/>
+          <w:rFonts w:ascii="Arial" w:cs="Times New Roman" w:eastAsia="Times New Roman" w:hAnsi="Arial"/>
           <w:color w:val="262F37"/>
           <w:sz w:val="21"/>
           <w:szCs w:val="21"/>
@@ -1930,7 +1930,7 @@
       </w:r>
       <w:r>
         <w:rPr>
-          <w:rFonts w:ascii="Times New Roman" w:cs="Times New Roman" w:eastAsia="Times New Roman" w:hAnsi="Times New Roman"/>
+          <w:rFonts w:ascii="Arial" w:cs="Times New Roman" w:eastAsia="Times New Roman" w:hAnsi="Arial"/>
           <w:b/>
           <w:bCs/>
           <w:i w:val="false"/>
@@ -1948,7 +1948,7 @@
       </w:pPr>
       <w:r>
         <w:rPr>
-          <w:rFonts w:ascii="Times New Roman" w:cs="Times New Roman" w:eastAsia="Times New Roman" w:hAnsi="Times New Roman"/>
+          <w:rFonts w:ascii="Arial" w:cs="Times New Roman" w:eastAsia="Times New Roman" w:hAnsi="Arial"/>
           <w:color w:val="262F37"/>
           <w:sz w:val="21"/>
           <w:szCs w:val="19"/>
@@ -1962,7 +1962,7 @@
       </w:pPr>
       <w:r>
         <w:rPr>
-          <w:rFonts w:ascii="Times New Roman" w:cs="Times New Roman" w:eastAsia="Times New Roman" w:hAnsi="Times New Roman"/>
+          <w:rFonts w:ascii="Arial" w:cs="Times New Roman" w:eastAsia="Times New Roman" w:hAnsi="Arial"/>
           <w:color w:val="262F37"/>
           <w:sz w:val="21"/>
           <w:szCs w:val="19"/>
@@ -1977,7 +1977,7 @@
       </w:pPr>
       <w:r>
         <w:rPr>
-          <w:rFonts w:ascii="Times New Roman" w:cs="Times New Roman" w:eastAsia="Times New Roman" w:hAnsi="Times New Roman"/>
+          <w:rFonts w:ascii="Arial" w:cs="Times New Roman" w:eastAsia="Times New Roman" w:hAnsi="Arial"/>
           <w:b/>
           <w:bCs/>
           <w:color w:val="8E6F32"/>
@@ -2034,7 +2034,7 @@
             </w:pPr>
             <w:r>
               <w:rPr>
-                <w:rFonts w:ascii="Times New Roman" w:cs="Times New Roman" w:eastAsia="Times New Roman" w:hAnsi="Times New Roman"/>
+                <w:rFonts w:ascii="Arial" w:cs="Times New Roman" w:eastAsia="Times New Roman" w:hAnsi="Arial"/>
                 <w:b/>
                 <w:bCs/>
                 <w:color w:val="262F37"/>
@@ -2070,7 +2070,7 @@
             </w:pPr>
             <w:r>
               <w:rPr>
-                <w:rFonts w:ascii="Times New Roman" w:cs="Times New Roman" w:eastAsia="Times New Roman" w:hAnsi="Times New Roman"/>
+                <w:rFonts w:ascii="Arial" w:cs="Times New Roman" w:eastAsia="Times New Roman" w:hAnsi="Arial"/>
                 <w:b/>
                 <w:bCs/>
                 <w:color w:val="262F37"/>
@@ -2112,7 +2112,7 @@
             </w:pPr>
             <w:r>
               <w:rPr>
-                <w:rFonts w:ascii="Times New Roman" w:cs="Times New Roman" w:eastAsia="Times New Roman" w:hAnsi="Times New Roman"/>
+                <w:rFonts w:ascii="Arial" w:cs="Times New Roman" w:eastAsia="Times New Roman" w:hAnsi="Arial"/>
                 <w:b w:val="false"/>
                 <w:bCs w:val="false"/>
                 <w:color w:val="262F37"/>
@@ -2123,7 +2123,7 @@
             </w:r>
             <w:r>
               <w:rPr>
-                <w:rFonts w:ascii="Times New Roman" w:cs="Times New Roman" w:eastAsia="Times New Roman" w:hAnsi="Times New Roman"/>
+                <w:rFonts w:ascii="Arial" w:cs="Times New Roman" w:eastAsia="Times New Roman" w:hAnsi="Arial"/>
                 <w:b/>
                 <w:bCs/>
                 <w:i w:val="false"/>
@@ -2160,7 +2160,7 @@
             </w:pPr>
             <w:r>
               <w:rPr>
-                <w:rFonts w:ascii="Times New Roman" w:cs="Times New Roman" w:eastAsia="Times New Roman" w:hAnsi="Times New Roman"/>
+                <w:rFonts w:ascii="Arial" w:cs="Times New Roman" w:eastAsia="Times New Roman" w:hAnsi="Arial"/>
                 <w:b w:val="false"/>
                 <w:bCs w:val="false"/>
                 <w:color w:val="262F37"/>
@@ -2171,7 +2171,7 @@
             </w:r>
             <w:r>
               <w:rPr>
-                <w:rFonts w:ascii="Times New Roman" w:cs="Times New Roman" w:eastAsia="Times New Roman" w:hAnsi="Times New Roman"/>
+                <w:rFonts w:ascii="Arial" w:cs="Times New Roman" w:eastAsia="Times New Roman" w:hAnsi="Arial"/>
                 <w:b/>
                 <w:bCs/>
                 <w:i w:val="false"/>
@@ -2215,7 +2215,7 @@
             </w:pPr>
             <w:r>
               <w:rPr>
-                <w:rFonts w:ascii="Times New Roman" w:cs="Times New Roman" w:eastAsia="Times New Roman" w:hAnsi="Times New Roman"/>
+                <w:rFonts w:ascii="Arial" w:cs="Times New Roman" w:eastAsia="Times New Roman" w:hAnsi="Arial"/>
                 <w:b w:val="false"/>
                 <w:bCs w:val="false"/>
                 <w:color w:val="262F37"/>
@@ -2226,7 +2226,7 @@
             </w:r>
             <w:r>
               <w:rPr>
-                <w:rFonts w:ascii="Times New Roman" w:cs="Times New Roman" w:eastAsia="Times New Roman" w:hAnsi="Times New Roman"/>
+                <w:rFonts w:ascii="Arial" w:cs="Times New Roman" w:eastAsia="Times New Roman" w:hAnsi="Arial"/>
                 <w:b/>
                 <w:bCs/>
                 <w:i w:val="false"/>
@@ -2263,7 +2263,7 @@
             </w:pPr>
             <w:r>
               <w:rPr>
-                <w:rFonts w:ascii="Times New Roman" w:cs="Times New Roman" w:eastAsia="Times New Roman" w:hAnsi="Times New Roman"/>
+                <w:rFonts w:ascii="Arial" w:cs="Times New Roman" w:eastAsia="Times New Roman" w:hAnsi="Arial"/>
                 <w:b w:val="false"/>
                 <w:bCs w:val="false"/>
                 <w:color w:val="262F37"/>
@@ -2274,7 +2274,7 @@
             </w:r>
             <w:r>
               <w:rPr>
-                <w:rFonts w:ascii="Times New Roman" w:cs="Times New Roman" w:eastAsia="Times New Roman" w:hAnsi="Times New Roman"/>
+                <w:rFonts w:ascii="Arial" w:cs="Times New Roman" w:eastAsia="Times New Roman" w:hAnsi="Arial"/>
                 <w:b/>
                 <w:bCs/>
                 <w:i w:val="false"/>
@@ -2318,7 +2318,7 @@
             </w:pPr>
             <w:r>
               <w:rPr>
-                <w:rFonts w:ascii="Times New Roman" w:cs="Times New Roman" w:eastAsia="Times New Roman" w:hAnsi="Times New Roman"/>
+                <w:rFonts w:ascii="Arial" w:cs="Times New Roman" w:eastAsia="Times New Roman" w:hAnsi="Arial"/>
                 <w:b w:val="false"/>
                 <w:bCs w:val="false"/>
                 <w:color w:val="262F37"/>
@@ -2353,7 +2353,7 @@
             </w:pPr>
             <w:r>
               <w:rPr>
-                <w:rFonts w:ascii="Times New Roman" w:cs="Times New Roman" w:eastAsia="Times New Roman" w:hAnsi="Times New Roman"/>
+                <w:rFonts w:ascii="Arial" w:cs="Times New Roman" w:eastAsia="Times New Roman" w:hAnsi="Arial"/>
                 <w:b w:val="false"/>
                 <w:bCs w:val="false"/>
                 <w:color w:val="262F37"/>
@@ -2395,7 +2395,7 @@
             </w:pPr>
             <w:r>
               <w:rPr>
-                <w:rFonts w:ascii="Times New Roman" w:cs="Times New Roman" w:eastAsia="Times New Roman" w:hAnsi="Times New Roman"/>
+                <w:rFonts w:ascii="Arial" w:cs="Times New Roman" w:eastAsia="Times New Roman" w:hAnsi="Arial"/>
                 <w:b w:val="false"/>
                 <w:bCs w:val="false"/>
                 <w:color w:val="262F37"/>
@@ -2406,7 +2406,7 @@
             </w:r>
             <w:r>
               <w:rPr>
-                <w:rFonts w:ascii="Times New Roman" w:cs="Times New Roman" w:eastAsia="Times New Roman" w:hAnsi="Times New Roman"/>
+                <w:rFonts w:ascii="Arial" w:cs="Times New Roman" w:eastAsia="Times New Roman" w:hAnsi="Arial"/>
                 <w:b/>
                 <w:bCs/>
                 <w:i w:val="false"/>
@@ -2443,7 +2443,7 @@
             </w:pPr>
             <w:r>
               <w:rPr>
-                <w:rFonts w:ascii="Times New Roman" w:cs="Times New Roman" w:eastAsia="Times New Roman" w:hAnsi="Times New Roman"/>
+                <w:rFonts w:ascii="Arial" w:cs="Times New Roman" w:eastAsia="Times New Roman" w:hAnsi="Arial"/>
                 <w:b w:val="false"/>
                 <w:bCs w:val="false"/>
                 <w:color w:val="262F37"/>
@@ -2454,7 +2454,7 @@
             </w:r>
             <w:r>
               <w:rPr>
-                <w:rFonts w:ascii="Times New Roman" w:cs="Times New Roman" w:eastAsia="Times New Roman" w:hAnsi="Times New Roman"/>
+                <w:rFonts w:ascii="Arial" w:cs="Times New Roman" w:eastAsia="Times New Roman" w:hAnsi="Arial"/>
                 <w:b/>
                 <w:bCs/>
                 <w:i w:val="false"/>
@@ -2498,7 +2498,7 @@
             </w:pPr>
             <w:r>
               <w:rPr>
-                <w:rFonts w:ascii="Times New Roman" w:cs="Times New Roman" w:eastAsia="Times New Roman" w:hAnsi="Times New Roman"/>
+                <w:rFonts w:ascii="Arial" w:cs="Times New Roman" w:eastAsia="Times New Roman" w:hAnsi="Arial"/>
                 <w:b w:val="false"/>
                 <w:bCs w:val="false"/>
                 <w:color w:val="262F37"/>
@@ -2509,7 +2509,7 @@
             </w:r>
             <w:r>
               <w:rPr>
-                <w:rFonts w:ascii="Times New Roman" w:cs="Times New Roman" w:eastAsia="Times New Roman" w:hAnsi="Times New Roman"/>
+                <w:rFonts w:ascii="Arial" w:cs="Times New Roman" w:eastAsia="Times New Roman" w:hAnsi="Arial"/>
                 <w:b/>
                 <w:bCs/>
                 <w:i w:val="false"/>
@@ -2546,7 +2546,7 @@
             </w:pPr>
             <w:r>
               <w:rPr>
-                <w:rFonts w:ascii="Times New Roman" w:cs="Times New Roman" w:eastAsia="Times New Roman" w:hAnsi="Times New Roman"/>
+                <w:rFonts w:ascii="Arial" w:cs="Times New Roman" w:eastAsia="Times New Roman" w:hAnsi="Arial"/>
                 <w:b w:val="false"/>
                 <w:bCs w:val="false"/>
                 <w:color w:val="262F37"/>
@@ -2557,7 +2557,7 @@
             </w:r>
             <w:r>
               <w:rPr>
-                <w:rFonts w:ascii="Times New Roman" w:cs="Times New Roman" w:eastAsia="Times New Roman" w:hAnsi="Times New Roman"/>
+                <w:rFonts w:ascii="Arial" w:cs="Times New Roman" w:eastAsia="Times New Roman" w:hAnsi="Arial"/>
                 <w:b/>
                 <w:bCs/>
                 <w:i w:val="false"/>
@@ -2573,6 +2573,8 @@
       </w:tr>
     </w:tbl>
     <w:sectPr>
+      <w:headerReference w:type="default" r:id="rId8"/>
+      <w:footerReference w:type="default" r:id="rId9"/>
       <w:pgSz w:w="11906" w:h="16838" w:orient="portrait"/>
       <w:pgMar w:top="964" w:right="1020" w:bottom="964" w:left="1020" w:header="708" w:footer="708" w:gutter="0"/>
       <w:pgNumType/>
@@ -2619,6 +2621,16 @@
 </w:endnotes>
 </file>
 
+<file path=word/footer1.xml><?xml version="1.0" encoding="utf-8"?>
+<w:ftr xmlns:m="http://schemas.openxmlformats.org/officeDocument/2006/math" xmlns:mc="http://schemas.openxmlformats.org/markup-compatibility/2006" xmlns:mo="http://schemas.microsoft.com/office/mac/office/2008/main" xmlns:mv="urn:schemas-microsoft-com:mac:vml" xmlns:o="urn:schemas-microsoft-com:office:office" xmlns:r="http://schemas.openxmlformats.org/officeDocument/2006/relationships" xmlns:v="urn:schemas-microsoft-com:vml" xmlns:w10="urn:schemas-microsoft-com:office:word" xmlns:w14="http://schemas.microsoft.com/office/word/2010/wordml" xmlns:w="http://schemas.openxmlformats.org/wordprocessingml/2006/main" xmlns:wne="http://schemas.microsoft.com/office/word/2006/wordml" xmlns:wp14="http://schemas.microsoft.com/office/word/2010/wordprocessingDrawing" xmlns:wp="http://schemas.openxmlformats.org/drawingml/2006/wordprocessingDrawing" xmlns:wpc="http://schemas.microsoft.com/office/word/2010/wordprocessingCanvas" xmlns:wpg="http://schemas.microsoft.com/office/word/2010/wordprocessingGroup" xmlns:wpi="http://schemas.microsoft.com/office/word/2010/wordprocessingInk" xmlns:wps="http://schemas.microsoft.com/office/word/2010/wordprocessingShape" mc:Ignorable="w14 wp14">
+  <w:p>
+    <w:pPr>
+      <w:pStyle w:val="Footer"/>
+    </w:pPr>
+  </w:p>
+</w:ftr>
+</file>
+
 <file path=word/footnotes.xml><?xml version="1.0" encoding="utf-8"?>
 <w:footnotes xmlns:wpc="http://schemas.microsoft.com/office/word/2010/wordprocessingCanvas" xmlns:mc="http://schemas.openxmlformats.org/markup-compatibility/2006" xmlns:o="urn:schemas-microsoft-com:office:office" xmlns:r="http://schemas.openxmlformats.org/officeDocument/2006/relationships" xmlns:m="http://schemas.openxmlformats.org/officeDocument/2006/math" xmlns:v="urn:schemas-microsoft-com:vml" xmlns:wp14="http://schemas.microsoft.com/office/word/2010/wordprocessingDrawing" xmlns:wp="http://schemas.openxmlformats.org/drawingml/2006/wordprocessingDrawing" xmlns:w10="urn:schemas-microsoft-com:office:word" xmlns:w="http://schemas.openxmlformats.org/wordprocessingml/2006/main" xmlns:w14="http://schemas.microsoft.com/office/word/2010/wordml" xmlns:w15="http://schemas.microsoft.com/office/word/2012/wordml" xmlns:wpg="http://schemas.microsoft.com/office/word/2010/wordprocessingGroup" xmlns:wpi="http://schemas.microsoft.com/office/word/2010/wordprocessingInk" xmlns:wne="http://schemas.microsoft.com/office/word/2006/wordml" xmlns:wps="http://schemas.microsoft.com/office/word/2010/wordprocessingShape" mc:Ignorable="w14 w15 wp14">
   <w:footnote w:type="separator" w:id="-1">
@@ -2654,6 +2666,16 @@
     </w:p>
   </w:footnote>
 </w:footnotes>
+</file>
+
+<file path=word/header1.xml><?xml version="1.0" encoding="utf-8"?>
+<w:hdr xmlns:m="http://schemas.openxmlformats.org/officeDocument/2006/math" xmlns:mc="http://schemas.openxmlformats.org/markup-compatibility/2006" xmlns:mo="http://schemas.microsoft.com/office/mac/office/2008/main" xmlns:mv="urn:schemas-microsoft-com:mac:vml" xmlns:o="urn:schemas-microsoft-com:office:office" xmlns:r="http://schemas.openxmlformats.org/officeDocument/2006/relationships" xmlns:v="urn:schemas-microsoft-com:vml" xmlns:w10="urn:schemas-microsoft-com:office:word" xmlns:w14="http://schemas.microsoft.com/office/word/2010/wordml" xmlns:w="http://schemas.openxmlformats.org/wordprocessingml/2006/main" xmlns:wne="http://schemas.microsoft.com/office/word/2006/wordml" xmlns:wp14="http://schemas.microsoft.com/office/word/2010/wordprocessingDrawing" xmlns:wp="http://schemas.openxmlformats.org/drawingml/2006/wordprocessingDrawing" xmlns:wpc="http://schemas.microsoft.com/office/word/2010/wordprocessingCanvas" xmlns:wpg="http://schemas.microsoft.com/office/word/2010/wordprocessingGroup" xmlns:wpi="http://schemas.microsoft.com/office/word/2010/wordprocessingInk" xmlns:wps="http://schemas.microsoft.com/office/word/2010/wordprocessingShape" mc:Ignorable="w14 wp14">
+  <w:p>
+    <w:pPr>
+      <w:pStyle w:val="Header"/>
+    </w:pPr>
+  </w:p>
+</w:hdr>
 </file>
 
 <file path=word/numbering.xml><?xml version="1.0" encoding="utf-8"?>
@@ -2782,7 +2804,7 @@
       <w:spacing w:after="70"/>
     </w:pPr>
     <w:rPr>
-      <w:rFonts w:ascii="Times New Roman" w:hAnsi="Times New Roman"/>
+      <w:rFonts w:ascii="Arial" w:hAnsi="Arial"/>
       <w:color w:val="262F37"/>
       <w:sz w:val="21"/>
     </w:rPr>
@@ -2792,6 +2814,9 @@
     <w:uiPriority w:val="99"/>
     <w:semiHidden/>
     <w:unhideWhenUsed/>
+    <w:rPr>
+      <w:rFonts w:ascii="Arial" w:hAnsi="Arial"/>
+    </w:rPr>
     <w:tblPr>
       <w:tblInd w:type="dxa" w:w="0"/>
       <w:tblCellMar>
@@ -2811,7 +2836,7 @@
       <w:spacing w:after="180"/>
     </w:pPr>
     <w:rPr>
-      <w:rFonts w:ascii="Times New Roman" w:hAnsi="Times New Roman"/>
+      <w:rFonts w:ascii="Arial" w:hAnsi="Arial"/>
       <w:b/>
       <w:color w:val="000000"/>
       <w:sz w:val="34"/>
@@ -2824,6 +2849,7 @@
     <w:next w:val="Normal"/>
     <w:qFormat/>
     <w:rPr>
+      <w:rFonts w:ascii="Arial" w:hAnsi="Arial"/>
       <w:color w:val="34383B"/>
       <w:sz w:val="32"/>
       <w:szCs w:val="32"/>
@@ -2835,6 +2861,7 @@
     <w:next w:val="Normal"/>
     <w:qFormat/>
     <w:rPr>
+      <w:rFonts w:ascii="Arial" w:hAnsi="Arial"/>
       <w:color w:val="34383B"/>
       <w:sz w:val="26"/>
       <w:szCs w:val="26"/>
@@ -2846,6 +2873,7 @@
     <w:next w:val="Normal"/>
     <w:qFormat/>
     <w:rPr>
+      <w:rFonts w:ascii="Arial" w:hAnsi="Arial"/>
       <w:color w:val="34383B"/>
       <w:sz w:val="24"/>
       <w:szCs w:val="24"/>
@@ -2857,6 +2885,7 @@
     <w:next w:val="Normal"/>
     <w:qFormat/>
     <w:rPr>
+      <w:rFonts w:ascii="Arial" w:hAnsi="Arial"/>
       <w:i/>
       <w:iCs/>
       <w:color w:val="34383B"/>
@@ -2868,6 +2897,7 @@
     <w:next w:val="Normal"/>
     <w:qFormat/>
     <w:rPr>
+      <w:rFonts w:ascii="Arial" w:hAnsi="Arial"/>
       <w:color w:val="34383B"/>
     </w:rPr>
   </w:style>
@@ -2877,6 +2907,7 @@
     <w:next w:val="Normal"/>
     <w:qFormat/>
     <w:rPr>
+      <w:rFonts w:ascii="Arial" w:hAnsi="Arial"/>
       <w:color w:val="34383B"/>
     </w:rPr>
   </w:style>
@@ -2886,6 +2917,7 @@
     <w:next w:val="Normal"/>
     <w:qFormat/>
     <w:rPr>
+      <w:rFonts w:ascii="Arial" w:hAnsi="Arial"/>
       <w:b/>
       <w:bCs/>
     </w:rPr>
@@ -2894,6 +2926,9 @@
     <w:name w:val="List Paragraph"/>
     <w:basedOn w:val="Normal"/>
     <w:qFormat/>
+    <w:rPr>
+      <w:rFonts w:ascii="Arial" w:hAnsi="Arial"/>
+    </w:rPr>
   </w:style>
   <w:style w:type="character" w:styleId="Hyperlink">
     <w:name w:val="Hyperlink"/>
@@ -2901,6 +2936,7 @@
     <w:uiPriority w:val="99"/>
     <w:unhideWhenUsed/>
     <w:rPr>
+      <w:rFonts w:ascii="Arial" w:hAnsi="Arial"/>
       <w:color w:val="34383B"/>
       <w:u w:val="single"/>
     </w:rPr>
@@ -2912,6 +2948,7 @@
     <w:semiHidden/>
     <w:unhideWhenUsed/>
     <w:rPr>
+      <w:rFonts w:ascii="Arial" w:hAnsi="Arial"/>
       <w:vertAlign w:val="superscript"/>
     </w:rPr>
   </w:style>
@@ -2926,6 +2963,7 @@
       <w:spacing w:after="0" w:line="240" w:lineRule="auto"/>
     </w:pPr>
     <w:rPr>
+      <w:rFonts w:ascii="Arial" w:hAnsi="Arial"/>
       <w:sz w:val="20"/>
       <w:szCs w:val="20"/>
     </w:rPr>
@@ -2938,6 +2976,7 @@
     <w:semiHidden/>
     <w:unhideWhenUsed/>
     <w:rPr>
+      <w:rFonts w:ascii="Arial" w:hAnsi="Arial"/>
       <w:sz w:val="20"/>
       <w:szCs w:val="20"/>
     </w:rPr>
@@ -2949,6 +2988,7 @@
     <w:semiHidden/>
     <w:unhideWhenUsed/>
     <w:rPr>
+      <w:rFonts w:ascii="Arial" w:hAnsi="Arial"/>
       <w:vertAlign w:val="superscript"/>
     </w:rPr>
   </w:style>
@@ -2963,6 +3003,7 @@
       <w:spacing w:after="0" w:line="240" w:lineRule="auto"/>
     </w:pPr>
     <w:rPr>
+      <w:rFonts w:ascii="Arial" w:hAnsi="Arial"/>
       <w:sz w:val="20"/>
       <w:szCs w:val="20"/>
     </w:rPr>
@@ -2975,6 +3016,7 @@
     <w:semiHidden/>
     <w:unhideWhenUsed/>
     <w:rPr>
+      <w:rFonts w:ascii="Arial" w:hAnsi="Arial"/>
       <w:sz w:val="20"/>
       <w:szCs w:val="20"/>
     </w:rPr>
